--- a/report/taoFPGA_IEEE_paper.docx
+++ b/report/taoFPGA_IEEE_paper.docx
@@ -87,13 +87,13 @@
         <w:rPr>
           <w:rFonts w:eastAsia="Times New Roman"/>
         </w:rPr>
-        <w:t>tware baseline, achieving up to 97.73× speedup over the board's ARM Cortex-A9 for a representative fused kernel — while explicitly analyzing why the accelerator's fixed pipeline does not structurally correspond to any single Vision Transformer operation, a distinction we treat as a methodological contribution in its own right. We close with a quantified account of the design's remaining hardware constraints, principally a 64 KB single-transfer DMA ceiling, and the Scatter-Gather DMA redesign identified as i</w:t>
+        <w:t>tware baseline, achieving up to 97.73× measured speedup (70.02× and 97.73× across the two benchmarked kernel shapes) over the board's ARM Cortex-A9, corresponding to a total energy efficiency of 2.25 GOPS/W (2.47 GOPS/W on dynamic power alone) at peak throughput — while explicitly analyzing why the accelerator's fixed pipeline does not structurally correspond to any single Vision Transformer operation, a distinction we treat as a methodological contribution in its own right. We close with a quantified accou</w:t>
       </w:r>
       <w:r>
         <w:rPr>
           <w:rFonts w:eastAsia="Times New Roman"/>
         </w:rPr>
-        <w:t>ts prerequisite fix.</w:t>
+        <w:t>nt of the design's remaining hardware constraints, principally a 64 KB single-transfer DMA ceiling, and the Scatter-Gather DMA redesign identified as its prerequisite fix.</w:t>
       </w:r>
     </w:p>
     <w:p>
@@ -191,13 +191,13 @@
         <w:rPr>
           <w:rFonts w:eastAsia="Times New Roman"/>
         </w:rPr>
-        <w:t xml:space="preserve">taoFPGA was developed bottom-up: each arithmetic core — the systolic matrix multiplier, the Softmax normalization engine, and the GELU activation unit — was designed and verified in isolation against a real-valued golden reference before being composed into a single streaming pipeline (MatMul → Softmax → GELU), integrated into a complete SoC, physically implemented, and finally evaluated against real Vision Transformer (ViT) workload shapes on physical </w:t>
+        <w:t xml:space="preserve">taoFPGA was developed bottom-up: each arithmetic core — the systolic matrix multiplier, the Softmax normalization engine, and the GELU activation unit — was designed and verified in isolation against a real-valued golden reference before being composed into a single streaming pipeline (MatMul → Softmax → GELU), integrated into a complete SoC, physically implemented, and finally evaluated against </w:t>
       </w:r>
       <w:r>
         <w:rPr>
           <w:rFonts w:eastAsia="Times New Roman"/>
         </w:rPr>
-        <w:t>hardware. A recurring methodological principle, arrived at empirically over the course of the project, governs every phase: no layer of the system — golden model, integration script, board, register map, or DMA transfer — may be assumed correct on the strength of another layer's correctness. Each was checked directly against its own ground truth.</w:t>
+        <w:t>real Vision Transformer (ViT) workload shapes on physical hardware. A recurring methodological principle, arrived at empirically over the course of the project, governs every phase: no layer of the system — golden model, integration script, board, register map, or DMA transfer — may be assumed correct on the strength of another layer's correctness. Each was checked directly against its own ground truth.</w:t>
       </w:r>
     </w:p>
     <w:p>
@@ -215,9 +215,16 @@
     </w:p>
     <w:p>
       <w:pPr>
-        <w:pStyle w:val="a0"/>
         <w:spacing w:after="80"/>
-      </w:pPr>
+        <w:ind w:left="259" w:hanging="259"/>
+      </w:pPr>
+      <w:r>
+        <w:rPr>
+          <w:rFonts w:eastAsia="Times New Roman"/>
+          <w:b/>
+        </w:rPr>
+        <w:t xml:space="preserve">(1) </w:t>
+      </w:r>
       <w:r>
         <w:rPr>
           <w:rFonts w:eastAsia="Times New Roman"/>
@@ -227,9 +234,16 @@
     </w:p>
     <w:p>
       <w:pPr>
-        <w:pStyle w:val="a0"/>
         <w:spacing w:after="80"/>
-      </w:pPr>
+        <w:ind w:left="259" w:hanging="259"/>
+      </w:pPr>
+      <w:r>
+        <w:rPr>
+          <w:rFonts w:eastAsia="Times New Roman"/>
+          <w:b/>
+        </w:rPr>
+        <w:t xml:space="preserve">(2) </w:t>
+      </w:r>
       <w:r>
         <w:rPr>
           <w:rFonts w:eastAsia="Times New Roman"/>
@@ -239,9 +253,16 @@
     </w:p>
     <w:p>
       <w:pPr>
-        <w:pStyle w:val="a0"/>
         <w:spacing w:after="80"/>
-      </w:pPr>
+        <w:ind w:left="259" w:hanging="259"/>
+      </w:pPr>
+      <w:r>
+        <w:rPr>
+          <w:rFonts w:eastAsia="Times New Roman"/>
+          <w:b/>
+        </w:rPr>
+        <w:t xml:space="preserve">(3) </w:t>
+      </w:r>
       <w:r>
         <w:rPr>
           <w:rFonts w:eastAsia="Times New Roman"/>
@@ -251,9 +272,16 @@
     </w:p>
     <w:p>
       <w:pPr>
-        <w:pStyle w:val="a0"/>
         <w:spacing w:after="80"/>
-      </w:pPr>
+        <w:ind w:left="259" w:hanging="259"/>
+      </w:pPr>
+      <w:r>
+        <w:rPr>
+          <w:rFonts w:eastAsia="Times New Roman"/>
+          <w:b/>
+        </w:rPr>
+        <w:t xml:space="preserve">(4) </w:t>
+      </w:r>
       <w:r>
         <w:rPr>
           <w:rFonts w:eastAsia="Times New Roman"/>
@@ -263,33 +291,41 @@
     </w:p>
     <w:p>
       <w:pPr>
-        <w:pStyle w:val="a0"/>
         <w:spacing w:after="80"/>
+        <w:ind w:left="259" w:hanging="259"/>
       </w:pPr>
       <w:r>
         <w:rPr>
           <w:rFonts w:eastAsia="Times New Roman"/>
+          <w:b/>
         </w:rPr>
-        <w:t xml:space="preserve">A kernel-level hardware/software benchmark against a real, numerically validated ViT-Tiny baseline, reporting up to 97.73× measured speedup together with an explicit </w:t>
+        <w:lastRenderedPageBreak/>
+        <w:t xml:space="preserve">(5) </w:t>
       </w:r>
       <w:r>
         <w:rPr>
           <w:rFonts w:eastAsia="Times New Roman"/>
         </w:rPr>
-        <w:lastRenderedPageBreak/>
-        <w:t>architectural analysis of why the accelerator's fixed pipeline does not map onto any single ViT operation.</w:t>
+        <w:t>A kernel-level hardware/software benchmark against a real, numerically validated ViT-Tiny baseline, reporting 70.02×-97.73× measured speedup and a total energy efficiency of 2.25 GOPS/W at peak throughput, together with an explicit architectural analysis of why the accelerator's fixed pipeline does not map onto any single ViT operation.</w:t>
       </w:r>
     </w:p>
     <w:p>
       <w:pPr>
-        <w:pStyle w:val="a0"/>
         <w:spacing w:after="80"/>
-      </w:pPr>
+        <w:ind w:left="259" w:hanging="259"/>
+      </w:pPr>
+      <w:r>
+        <w:rPr>
+          <w:rFonts w:eastAsia="Times New Roman"/>
+          <w:b/>
+        </w:rPr>
+        <w:t xml:space="preserve">(6) </w:t>
+      </w:r>
       <w:r>
         <w:rPr>
           <w:rFonts w:eastAsia="Times New Roman"/>
         </w:rPr>
-        <w:t>A quantified account of the design's open hardware constraints — principally a 64 KB DMA transfer ceiling — and the re-synthesis path identified to resolve them.</w:t>
+        <w:t>A quantified account of the design's open hardware constraints — principally a 64 KB DMA transfer ceiling — and the re-synthesis path identified to resolve them.</w:t>
       </w:r>
     </w:p>
     <w:p>
@@ -348,7 +384,45 @@
         <w:rPr>
           <w:rFonts w:eastAsia="Times New Roman"/>
         </w:rPr>
-        <w:t>8 by a dedicated shifter: the design rounds half-up on an arithmetic right shift — equivalently, add 2^(shift−1) then shift, or inspect the most-significant discarded bit — before clamping to [−128, 127]. Both formulations were confirmed mathematically identical during hardware bring-up (Section VI) when the software golden model was cross-checked line-by-line against this shifter's RTL.</w:t>
+        <w:t>8 by a dedicated shifter: the design rounds half-up on an arithmetic right shift — equivalently, add 2^(shift−1) then shift, or inspect the most-significant discarded bit — before clamping to [−128, 127]. Both formulations were confirmed mathematically identical during hardware bring-up (Section VI) when the software golden model was cross-checked line-by-line against this shifter's RTL. Formally, for a pre-shift accumulator value z and a runtime-configurable shift ∈ ℤ⁺, the quantization operator realized i</w:t>
+      </w:r>
+      <w:r>
+        <w:rPr>
+          <w:rFonts w:eastAsia="Times New Roman"/>
+        </w:rPr>
+        <w:t>n hardware is</w:t>
+      </w:r>
+    </w:p>
+    <w:p>
+      <w:pPr>
+        <w:spacing w:before="80" w:after="80"/>
+        <w:jc w:val="center"/>
+      </w:pPr>
+      <w:r>
+        <w:rPr>
+          <w:rFonts w:eastAsia="Times New Roman"/>
+          <w:i/>
+        </w:rPr>
+        <w:t>Quant(z) = clip( ⌊(z + 2^(shift−1))·2^(−shift)⌋, −128, 127 )</w:t>
+      </w:r>
+      <w:r>
+        <w:rPr>
+          <w:rFonts w:eastAsia="Times New Roman"/>
+        </w:rPr>
+        <w:t xml:space="preserve">    (1)</w:t>
+      </w:r>
+    </w:p>
+    <w:p>
+      <w:pPr>
+        <w:spacing w:after="120"/>
+        <w:ind w:firstLine="288"/>
+        <w:jc w:val="both"/>
+      </w:pPr>
+      <w:r>
+        <w:rPr>
+          <w:rFonts w:eastAsia="Times New Roman"/>
+        </w:rPr>
+        <w:t>where ⌊·⌋ denotes floor (equivalently, arithmetic right shift for two's-complement operands) and clip(·, lo, hi) saturates its argument to [lo, hi]. The degenerate case shift = 0 is handled as a direct clip of z with no rounding term.</w:t>
       </w:r>
     </w:p>
     <w:p>
@@ -380,13 +454,71 @@
         <w:rPr>
           <w:rFonts w:eastAsia="Times New Roman"/>
         </w:rPr>
-        <w:t xml:space="preserve">alized value exp(x−max−ln(Σ)) using a second instance of the same exponential unit combined with a piecewise logarithm approximation (Ln_module) to avoid an explicit division. The GELU activation (gelu.v) is a two-segment piecewise-linear approximation: inputs beyond a fixed saturation threshold pass </w:t>
+        <w:t>alized value exp(x−max−ln(Σ)) using a second instance of the same exponential unit combined with a piecewise logarithm approximation (Ln_module) to avoid an explicit division. Formally, for a row x with elements xᵢ, the three passes compute</w:t>
+      </w:r>
+    </w:p>
+    <w:p>
+      <w:pPr>
+        <w:spacing w:before="80" w:after="0"/>
+        <w:jc w:val="center"/>
+      </w:pPr>
+      <w:r>
+        <w:rPr>
+          <w:rFonts w:eastAsia="Times New Roman"/>
+          <w:i/>
+        </w:rPr>
+        <w:t>m = maxᵢ(xᵢ)</w:t>
+      </w:r>
+    </w:p>
+    <w:p>
+      <w:pPr>
+        <w:spacing w:after="0"/>
+        <w:jc w:val="center"/>
+      </w:pPr>
+      <w:r>
+        <w:rPr>
+          <w:rFonts w:eastAsia="Times New Roman"/>
+          <w:i/>
+        </w:rPr>
+        <w:t>S = Σᵢ 2^((xᵢ − m)·log₂e)</w:t>
+      </w:r>
+    </w:p>
+    <w:p>
+      <w:pPr>
+        <w:spacing w:after="80"/>
+        <w:jc w:val="center"/>
+      </w:pPr>
+      <w:r>
+        <w:rPr>
+          <w:rFonts w:eastAsia="Times New Roman"/>
+          <w:i/>
+        </w:rPr>
+        <w:t>yᵢ = 2^(((xᵢ − m) − ln S)·log₂e)</w:t>
       </w:r>
       <w:r>
         <w:rPr>
           <w:rFonts w:eastAsia="Times New Roman"/>
         </w:rPr>
-        <w:t>through unmodified or clamp to zero according to sign, and inputs within that range are computed via a linear correction term generated by a dedicated interpolation submodule (lin.v).</w:t>
+        <w:t xml:space="preserve">    (2)</w:t>
+      </w:r>
+    </w:p>
+    <w:p>
+      <w:pPr>
+        <w:spacing w:after="120"/>
+        <w:ind w:firstLine="288"/>
+        <w:jc w:val="both"/>
+      </w:pPr>
+      <w:r>
+        <w:rPr>
+          <w:rFonts w:eastAsia="Times New Roman"/>
+        </w:rPr>
+        <w:t>an exact base-2 reformulation of softmax(x)ᵢ = exp(xᵢ−m)/Σ that matches the hardware's own log₂(e)-scaled exponential and Ln_module log-domain division-avoidance strategy exactly, rather than the textbook exp/ln formulation alone. The GELU activation (gelu.v) is a two-segment piecewise-linear approximation: inputs beyond a fixed saturation threshold pass through unmodified or clamp to zero according to sign, and inputs within that range are computed via a linear correction term generated by a dedicated inte</w:t>
+      </w:r>
+      <w:r>
+        <w:rPr>
+          <w:rFonts w:eastAsia="Times New Roman"/>
+        </w:rPr>
+        <w:t>rpolation submodule (lin.v).</w:t>
       </w:r>
     </w:p>
     <w:p>
@@ -465,6 +597,7 @@
           <w:b/>
           <w:i/>
         </w:rPr>
+        <w:lastRenderedPageBreak/>
         <w:t>B. Simulation Results &amp; Numerical Precision Verification</w:t>
       </w:r>
     </w:p>
@@ -531,7 +664,6 @@
           <w:b/>
           <w:i/>
         </w:rPr>
-        <w:lastRenderedPageBreak/>
         <w:t>A. SoC Architecture</w:t>
       </w:r>
     </w:p>
@@ -669,19 +801,13 @@
         <w:rPr>
           <w:rFonts w:eastAsia="Times New Roman"/>
         </w:rPr>
-        <w:t xml:space="preserve">Post-route utilization at this baseline was LUT-bound rather than DSP-bound: only 13 of 220 available DSP48E1 slices (5.91%) were in use while Slice LUTs sat at 56.91%, despite the 256-MAC systolic array being the design's dominant arithmetic structure — a strong signal that the array's </w:t>
+        <w:t>Post-route utilization at this baseline was LUT-bound rather than DSP-bound: only 13 of 220 available DSP48E1 slices (5.91%) were in use while Slice LUTs sat at 56.91%, despite the 256-MAC systolic array being the design's dominant arithmetic structure — a strong signal that the array's multiply-accumulate operations were being synthesized into general LUT/CARRY4 fabric instead of dedicated DSP hard macros. Root-causing traced this to a synthesis attribute scoped at the wrong granularity relative to Vivado'</w:t>
       </w:r>
       <w:r>
         <w:rPr>
           <w:rFonts w:eastAsia="Times New Roman"/>
         </w:rPr>
-        <w:t>multiply-accumulate operations were being synthesized into general LUT/CARRY4 fabric instead of dedicated DSP hard macros. Root-causing traced this to a synthesis attribute scoped at the wrong granularity relative to Vivado's register-level DSP inference rules (cf. Xilinx UG901 [6]), silently ignored rather than reported as an error. Correcting it moved the systolic array's multiplications onto DSP48E1 hard macros, reducing full-SoC post-route Slice LUTs by 49.3% (30,276 → 15,363) and CARRY4 primitives by 6</w:t>
-      </w:r>
-      <w:r>
-        <w:rPr>
-          <w:rFonts w:eastAsia="Times New Roman"/>
-        </w:rPr>
-        <w:t>1.8% (4,874 → 1,862), while total on-chip power fell 3.1% to 1.687 W.</w:t>
+        <w:t>s register-level DSP inference rules (cf. Xilinx UG901 [6]), silently ignored rather than reported as an error. Correcting it moved the systolic array's multiplications onto DSP48E1 hard macros, reducing full-SoC post-route Slice LUTs by 49.3% (30,276 → 15,363) and CARRY4 primitives by 61.8% (4,874 → 1,862), while total on-chip power fell 3.1% to 1.687 W.</w:t>
       </w:r>
     </w:p>
     <w:p>
@@ -733,7 +859,14 @@
         <w:rPr>
           <w:rFonts w:eastAsia="Times New Roman"/>
         </w:rPr>
-        <w:t>The signed-off, DSP-corrected checkpoint passed pre-bitstream design rule checking with zero errors and generated a bitstream with zero warnings and zero critical warnings, exported as design.bit and a fixed hardware platform archive (design.xsa) for downstream software and PYNQ deployment.</w:t>
+        <w:t xml:space="preserve">The signed-off, DSP-corrected checkpoint passed pre-bitstream design rule checking with zero errors and generated a bitstream with zero warnings and zero critical warnings, </w:t>
+      </w:r>
+      <w:r>
+        <w:rPr>
+          <w:rFonts w:eastAsia="Times New Roman"/>
+        </w:rPr>
+        <w:lastRenderedPageBreak/>
+        <w:t>exported as design.bit and a fixed hardware platform archive (design.xsa) for downstream software and PYNQ deployment.</w:t>
       </w:r>
     </w:p>
     <w:p>
@@ -865,7 +998,7 @@
                 <w:rFonts w:eastAsia="Times New Roman"/>
                 <w:sz w:val="17"/>
               </w:rPr>
-              <w:t>30,276 (56.91%)</w:t>
+              <w:t>30,276 / 53,200 (56.91%)</w:t>
             </w:r>
           </w:p>
         </w:tc>
@@ -882,7 +1015,7 @@
                 <w:rFonts w:eastAsia="Times New Roman"/>
                 <w:sz w:val="17"/>
               </w:rPr>
-              <w:t>15,363 (28.88%)</w:t>
+              <w:t>15,363 / 53,200 (28.88%)</w:t>
             </w:r>
           </w:p>
         </w:tc>
@@ -937,7 +1070,7 @@
                 <w:rFonts w:eastAsia="Times New Roman"/>
                 <w:sz w:val="17"/>
               </w:rPr>
-              <w:t>4,874</w:t>
+              <w:t>4,874 / 13,300</w:t>
             </w:r>
           </w:p>
         </w:tc>
@@ -954,7 +1087,7 @@
                 <w:rFonts w:eastAsia="Times New Roman"/>
                 <w:sz w:val="17"/>
               </w:rPr>
-              <w:t>1,862</w:t>
+              <w:t>1,862 / 13,300</w:t>
             </w:r>
           </w:p>
         </w:tc>
@@ -1009,7 +1142,7 @@
                 <w:rFonts w:eastAsia="Times New Roman"/>
                 <w:sz w:val="17"/>
               </w:rPr>
-              <w:t>13 (5.91%)</w:t>
+              <w:t>13 / 220 (5.91%)</w:t>
             </w:r>
           </w:p>
         </w:tc>
@@ -1026,7 +1159,7 @@
                 <w:rFonts w:eastAsia="Times New Roman"/>
                 <w:sz w:val="17"/>
               </w:rPr>
-              <w:t>205 (93.18%)</w:t>
+              <w:t>205 / 220 (93.18%)</w:t>
             </w:r>
           </w:p>
         </w:tc>
@@ -1235,14 +1368,7 @@
         <w:rPr>
           <w:rFonts w:eastAsia="Times New Roman"/>
         </w:rPr>
-        <w:t xml:space="preserve">Hardware kernel throughput was benchmarked on the physical PYNQ-Z2 against two matrix shapes representative of ViT-Tiny's real layer dimensions (embedding dimension 192, sequence length 197): a 192×192 projection-sized kernel and a 192×320 MLP-shaped kernel, each compared against an </w:t>
-      </w:r>
-      <w:r>
-        <w:rPr>
-          <w:rFonts w:eastAsia="Times New Roman"/>
-        </w:rPr>
-        <w:lastRenderedPageBreak/>
-        <w:t>equivalent computation of the identical fused matmul-Softmax-GELU operation executed on the board's ARM Cortex-A9.</w:t>
+        <w:t>Hardware kernel throughput was benchmarked on the physical PYNQ-Z2 against two matrix shapes representative of ViT-Tiny's real layer dimensions (embedding dimension 192, sequence length 197): a 192×192 projection-sized kernel and a 192×320 MLP-shaped kernel, each compared against an equivalent computation of the identical fused matmul-Softmax-GELU operation executed on the board's ARM Cortex-A9.</w:t>
       </w:r>
     </w:p>
     <w:p>
@@ -1268,7 +1394,13 @@
         <w:rPr>
           <w:rFonts w:eastAsia="Times New Roman"/>
         </w:rPr>
-        <w:t>The hardware kernel achieved 2.487 GOP/s and 3.795 GOP/s on the two benchmarked shapes respectively, against 0.036 and 0.039 GOP/s on the CPU — measured speedups of 70.0× and 97.73× for the identical operation. Figs. 1–3 present latency, throughput, and speedup for both shapes.</w:t>
+        <w:t>The hardware kernel achieved 2.487 GOP/s and 3.795 GOP/s on the two benchmarked shapes respectively, against 0.036 and 0.039 GOP/s on the CPU — measured speedups of 70.02× and 97.73× for the identical operation. At the 3.795 GOP/s peak (192×320, MLP-shaped kernel), against the post-route signoff power figures of Table I (1.687 W total on-chip, 1.538 W dynamic), the design achieves a total energy efficiency of 2.25 GOPS/W and a dynamic energy efficiency of 2.47 GOPS/W. These efficiency figures combine a live</w:t>
+      </w:r>
+      <w:r>
+        <w:rPr>
+          <w:rFonts w:eastAsia="Times New Roman"/>
+        </w:rPr>
+        <w:t>-measured kernel throughput with Vivado's post-route, activity-based power estimate for the full SoC design — not a physically instrumented power reading synchronized to the benchmark run itself — and should be read as a signoff-grade estimate accordingly. Figs. 1–3 present latency, throughput, and speedup for both shapes.</w:t>
       </w:r>
     </w:p>
     <w:p>
@@ -1281,7 +1413,7 @@
           <w:noProof/>
         </w:rPr>
         <w:drawing>
-          <wp:inline distT="0" distB="0" distL="0" distR="0" wp14:anchorId="2D41511E" wp14:editId="3DD1BB8C">
+          <wp:inline distT="0" distB="0" distL="0" distR="0" wp14:anchorId="77E39F2F" wp14:editId="725ECA4D">
             <wp:extent cx="3108960" cy="1986280"/>
             <wp:effectExtent l="0" t="0" r="0" b="0"/>
             <wp:docPr id="1" name="Picture 1"/>
@@ -1340,7 +1472,7 @@
           <w:noProof/>
         </w:rPr>
         <w:drawing>
-          <wp:inline distT="0" distB="0" distL="0" distR="0" wp14:anchorId="3214C6EC" wp14:editId="62201623">
+          <wp:inline distT="0" distB="0" distL="0" distR="0" wp14:anchorId="3983F278" wp14:editId="15F9C13C">
             <wp:extent cx="3108960" cy="1986280"/>
             <wp:effectExtent l="0" t="0" r="0" b="0"/>
             <wp:docPr id="2" name="Picture 2"/>
@@ -1399,7 +1531,7 @@
           <w:noProof/>
         </w:rPr>
         <w:drawing>
-          <wp:inline distT="0" distB="0" distL="0" distR="0" wp14:anchorId="03FE24B8" wp14:editId="47D35ED1">
+          <wp:inline distT="0" distB="0" distL="0" distR="0" wp14:anchorId="2976D3E5" wp14:editId="4EABBB67">
             <wp:extent cx="3108960" cy="1986280"/>
             <wp:effectExtent l="0" t="0" r="0" b="0"/>
             <wp:docPr id="3" name="Picture 3"/>
@@ -1611,7 +1743,7 @@
                 <w:rFonts w:eastAsia="Times New Roman"/>
                 <w:sz w:val="17"/>
               </w:rPr>
-              <w:t>70.0×</w:t>
+              <w:t>70.02×</w:t>
             </w:r>
           </w:p>
         </w:tc>
@@ -1683,7 +1815,7 @@
                 <w:rFonts w:eastAsia="Times New Roman"/>
                 <w:sz w:val="17"/>
               </w:rPr>
-              <w:t>97.7×</w:t>
+              <w:t>97.73×</w:t>
             </w:r>
           </w:p>
         </w:tc>
@@ -1704,6 +1836,7 @@
           <w:b/>
           <w:i/>
         </w:rPr>
+        <w:lastRenderedPageBreak/>
         <w:t>C. Physical Silicon Verification</w:t>
       </w:r>
     </w:p>
@@ -1781,14 +1914,13 @@
         <w:rPr>
           <w:rFonts w:eastAsia="Times New Roman"/>
         </w:rPr>
-        <w:t xml:space="preserve">Two open hardware findings emerged during bring-up. First, a root-caused defect in the input buffer's row-replay address counter (MM_in_buffer): for a single-row configuration (F_length = 1), the counter advances to 1 immediately on start but its wrap-to-zero condition checks against F_length−1 = 0, a value it can then never reach again, causing the buffer to read stale data indefinitely. Second, a related but distinct DMA hang observed at a two-row </w:t>
+        <w:t>Two open hardware findings emerged during bring-up. First, a root-caused defect in the input buffer's row-replay address counter (MM_in_buffer): for a single-row configuration (F_length = 1), the counter advances to 1 immediately on start but its wrap-to-zero condition checks against F_length−1 = 0, a value it can then never reach again, causing the buffer to read stale data indefinitely. Second, a related but distinct DMA hang observed at a two-row configuration was traced far enough to rule out the same c</w:t>
       </w:r>
       <w:r>
         <w:rPr>
           <w:rFonts w:eastAsia="Times New Roman"/>
         </w:rPr>
-        <w:lastRenderedPageBreak/>
-        <w:t>configuration was traced far enough to rule out the same cause but not far enough to identify its root; both are confined to matrix shapes far smaller than any configuration this design was validated at (Section III.B, VI.C), and the codebase was frozen with both documented as open items (Section VII) rather than resolved in this scope.</w:t>
+        <w:t>ause but not far enough to identify its root; both are confined to matrix shapes far smaller than any configuration this design was validated at (Section III.B, VI.C), and the codebase was frozen with both documented as open items (Section VII) rather than resolved in this scope.</w:t>
       </w:r>
     </w:p>
     <w:p>
@@ -1919,19 +2051,20 @@
         <w:rPr>
           <w:rFonts w:eastAsia="Times New Roman"/>
         </w:rPr>
-        <w:t>taoFPGA demonstrates a complete hardware/software co-design lifecycle for a quantized transformer processing core, from fixed-point mathematical formulation and tolerance-bounded RTL verification through physical signoff, real hardware bring-up, and a kernel-level benchmark against a genuinely validated software ViT baseline. Beyond the measured results — a 49.3% LUT reduction and 3.1% power reduction from a single synthesis-level fix, zero-error silicon validation at full verified scale, and up to 97.73× k</w:t>
+        <w:t xml:space="preserve">taoFPGA demonstrates a complete hardware/software co-design lifecycle for a quantized transformer processing core, from fixed-point mathematical formulation and tolerance-bounded RTL verification through physical signoff, real hardware bring-up, and a kernel-level benchmark against a genuinely validated software ViT baseline. Beyond the measured results — a 49.3% LUT reduction and 3.1% power reduction from a single synthesis-level fix, zero-error silicon </w:t>
       </w:r>
       <w:r>
         <w:rPr>
           <w:rFonts w:eastAsia="Times New Roman"/>
         </w:rPr>
-        <w:t>ernel speedup over an embedded ARM CPU — the project's governing discipline throughout was to verify every layer of the system against its own ground truth rather than inherit correctness from an adjacent layer, and to report every limitation — architectural, numerical, or a hardware transfer ceiling — as precisely as the result being claimed. The 64 KB DMA ceiling and its Scatter-Gather resolution path, together with the serial Softmax bottleneck, define a clear and quantified roadmap for the next iteratio</w:t>
+        <w:lastRenderedPageBreak/>
+        <w:t>validation at full verified scale, and up to 97.73× kernel speedup over an embedded ARM CPU — the project's governing discipline throughout was to verify every layer of the system against its own ground truth rather than inherit correctness from an adjacent layer, and to report every limitation — architectural, numerical, or a hardware transfer ceiling — as precisely as the result being claimed. The 64 KB DMA ceiling and its Scatter-Gather resolution path, together with the serial Softmax bottleneck, define</w:t>
       </w:r>
       <w:r>
         <w:rPr>
           <w:rFonts w:eastAsia="Times New Roman"/>
         </w:rPr>
-        <w:t>n of this work.</w:t>
+        <w:t xml:space="preserve"> a clear and quantified roadmap for the next iteration of this work.</w:t>
       </w:r>
     </w:p>
     <w:p>
@@ -2228,31 +2361,31 @@
       </w:rPr>
     </w:lvl>
   </w:abstractNum>
-  <w:num w:numId="1" w16cid:durableId="943421769">
+  <w:num w:numId="1" w16cid:durableId="754399569">
     <w:abstractNumId w:val="8"/>
   </w:num>
-  <w:num w:numId="2" w16cid:durableId="1008677498">
+  <w:num w:numId="2" w16cid:durableId="2134521138">
     <w:abstractNumId w:val="6"/>
   </w:num>
-  <w:num w:numId="3" w16cid:durableId="1426996622">
+  <w:num w:numId="3" w16cid:durableId="1691878685">
     <w:abstractNumId w:val="5"/>
   </w:num>
-  <w:num w:numId="4" w16cid:durableId="29693782">
+  <w:num w:numId="4" w16cid:durableId="1429765296">
     <w:abstractNumId w:val="4"/>
   </w:num>
-  <w:num w:numId="5" w16cid:durableId="1551453737">
+  <w:num w:numId="5" w16cid:durableId="1144472616">
     <w:abstractNumId w:val="7"/>
   </w:num>
-  <w:num w:numId="6" w16cid:durableId="884831083">
+  <w:num w:numId="6" w16cid:durableId="1059860117">
     <w:abstractNumId w:val="3"/>
   </w:num>
-  <w:num w:numId="7" w16cid:durableId="666370512">
+  <w:num w:numId="7" w16cid:durableId="732311287">
     <w:abstractNumId w:val="2"/>
   </w:num>
-  <w:num w:numId="8" w16cid:durableId="716663783">
+  <w:num w:numId="8" w16cid:durableId="869564102">
     <w:abstractNumId w:val="1"/>
   </w:num>
-  <w:num w:numId="9" w16cid:durableId="1709722557">
+  <w:num w:numId="9" w16cid:durableId="735320520">
     <w:abstractNumId w:val="0"/>
   </w:num>
 </w:numbering>

--- a/report/taoFPGA_IEEE_paper.docx
+++ b/report/taoFPGA_IEEE_paper.docx
@@ -422,7 +422,171 @@
         <w:rPr>
           <w:rFonts w:eastAsia="Times New Roman"/>
         </w:rPr>
-        <w:t>where ⌊·⌋ denotes floor (equivalently, arithmetic right shift for two's-complement operands) and clip(·, lo, hi) saturates its argument to [lo, hi]. The degenerate case shift = 0 is handled as a direct clip of z with no rounding term.</w:t>
+        <w:t xml:space="preserve">where ⌊·⌋ denotes floor (equivalently, arithmetic right shift for two's-complement operands) and clip(·, lo, hi) saturates its argument to [lo, hi]. The degenerate case shift = 0 is handled as a direct clip of z with no rounding term. Listing 1 excerpts the actual RTL realization of (1) in right_shifter.v, which computes the round term by inspecting the discarded bit </w:t>
+      </w:r>
+      <w:r>
+        <w:rPr>
+          <w:rFonts w:eastAsia="Times New Roman"/>
+        </w:rPr>
+        <w:t>directly rather than via an explicit add-then-shift, the two formulations having been confirmed identical as noted above.</w:t>
+      </w:r>
+    </w:p>
+    <w:tbl>
+      <w:tblPr>
+        <w:tblW w:w="0" w:type="auto"/>
+        <w:tblLook w:val="04A0" w:firstRow="1" w:lastRow="0" w:firstColumn="1" w:lastColumn="0" w:noHBand="0" w:noVBand="1"/>
+      </w:tblPr>
+      <w:tblGrid>
+        <w:gridCol w:w="5306"/>
+      </w:tblGrid>
+      <w:tr>
+        <w:tc>
+          <w:tcPr>
+            <w:tcW w:w="10540" w:type="dxa"/>
+            <w:shd w:val="clear" w:color="auto" w:fill="F2F2F0"/>
+          </w:tcPr>
+          <w:p>
+            <w:pPr>
+              <w:spacing w:after="0"/>
+            </w:pPr>
+            <w:r>
+              <w:rPr>
+                <w:rFonts w:ascii="Consolas" w:eastAsia="Consolas" w:hAnsi="Consolas"/>
+                <w:sz w:val="16"/>
+              </w:rPr>
+              <w:t>// right_shifter.v -- round-half-up + saturate to INT8</w:t>
+            </w:r>
+          </w:p>
+          <w:p>
+            <w:pPr>
+              <w:spacing w:after="0"/>
+            </w:pPr>
+            <w:r>
+              <w:rPr>
+                <w:rFonts w:ascii="Consolas" w:eastAsia="Consolas" w:hAnsi="Consolas"/>
+                <w:sz w:val="16"/>
+              </w:rPr>
+              <w:t>assign temp1_out = data_in &gt;&gt;&gt; shift;</w:t>
+            </w:r>
+          </w:p>
+          <w:p>
+            <w:pPr>
+              <w:spacing w:after="0"/>
+            </w:pPr>
+            <w:r>
+              <w:rPr>
+                <w:rFonts w:ascii="Consolas" w:eastAsia="Consolas" w:hAnsi="Consolas"/>
+                <w:sz w:val="16"/>
+              </w:rPr>
+              <w:t>assign temp2_out =</w:t>
+            </w:r>
+          </w:p>
+          <w:p>
+            <w:pPr>
+              <w:spacing w:after="0"/>
+            </w:pPr>
+            <w:r>
+              <w:rPr>
+                <w:rFonts w:ascii="Consolas" w:eastAsia="Consolas" w:hAnsi="Consolas"/>
+                <w:sz w:val="16"/>
+              </w:rPr>
+              <w:t xml:space="preserve">    data_in[shift-1] ? temp1_out + 1 : temp1_out;</w:t>
+            </w:r>
+          </w:p>
+          <w:p>
+            <w:pPr>
+              <w:spacing w:after="0"/>
+            </w:pPr>
+            <w:r>
+              <w:rPr>
+                <w:rFonts w:ascii="Consolas" w:eastAsia="Consolas" w:hAnsi="Consolas"/>
+                <w:sz w:val="16"/>
+              </w:rPr>
+              <w:t>// under_min/over_max: range checks on temp2_out</w:t>
+            </w:r>
+          </w:p>
+          <w:p>
+            <w:pPr>
+              <w:spacing w:after="0"/>
+            </w:pPr>
+            <w:r>
+              <w:rPr>
+                <w:rFonts w:ascii="Consolas" w:eastAsia="Consolas" w:hAnsi="Consolas"/>
+                <w:sz w:val="16"/>
+              </w:rPr>
+              <w:t>case ({under_min, over_max})</w:t>
+            </w:r>
+          </w:p>
+          <w:p>
+            <w:pPr>
+              <w:spacing w:after="0"/>
+            </w:pPr>
+            <w:r>
+              <w:rPr>
+                <w:rFonts w:ascii="Consolas" w:eastAsia="Consolas" w:hAnsi="Consolas"/>
+                <w:sz w:val="16"/>
+              </w:rPr>
+              <w:t xml:space="preserve">    2'b10: data_out = {1'b1, {(W-1){1'b0}}}; // -128</w:t>
+            </w:r>
+          </w:p>
+          <w:p>
+            <w:pPr>
+              <w:spacing w:after="0"/>
+            </w:pPr>
+            <w:r>
+              <w:rPr>
+                <w:rFonts w:ascii="Consolas" w:eastAsia="Consolas" w:hAnsi="Consolas"/>
+                <w:sz w:val="16"/>
+              </w:rPr>
+              <w:t xml:space="preserve">    2'b01: data_out = {1'b0, {(W-1){1'b1}}}; // +127</w:t>
+            </w:r>
+          </w:p>
+          <w:p>
+            <w:pPr>
+              <w:spacing w:after="0"/>
+            </w:pPr>
+            <w:r>
+              <w:rPr>
+                <w:rFonts w:ascii="Consolas" w:eastAsia="Consolas" w:hAnsi="Consolas"/>
+                <w:sz w:val="16"/>
+              </w:rPr>
+              <w:t xml:space="preserve">    default: data_out = temp2_out[W-1:0];</w:t>
+            </w:r>
+          </w:p>
+          <w:p>
+            <w:pPr>
+              <w:spacing w:after="0"/>
+            </w:pPr>
+            <w:r>
+              <w:rPr>
+                <w:rFonts w:ascii="Consolas" w:eastAsia="Consolas" w:hAnsi="Consolas"/>
+                <w:sz w:val="16"/>
+              </w:rPr>
+              <w:t>endcase</w:t>
+            </w:r>
+          </w:p>
+        </w:tc>
+      </w:tr>
+    </w:tbl>
+    <w:p>
+      <w:pPr>
+        <w:spacing w:before="60" w:after="160"/>
+        <w:jc w:val="center"/>
+      </w:pPr>
+      <w:r>
+        <w:rPr>
+          <w:rFonts w:eastAsia="Times New Roman"/>
+          <w:b/>
+          <w:sz w:val="18"/>
+        </w:rPr>
+        <w:t xml:space="preserve">Listing 1. </w:t>
+      </w:r>
+      <w:r>
+        <w:rPr>
+          <w:rFonts w:eastAsia="Times New Roman"/>
+          <w:sz w:val="18"/>
+        </w:rPr>
+        <w:t>Round-half-up and saturate operator, right_shifter.v (Eq. 1).</w:t>
       </w:r>
     </w:p>
     <w:p>
@@ -512,13 +676,80 @@
         <w:rPr>
           <w:rFonts w:eastAsia="Times New Roman"/>
         </w:rPr>
-        <w:t>an exact base-2 reformulation of softmax(x)ᵢ = exp(xᵢ−m)/Σ that matches the hardware's own log₂(e)-scaled exponential and Ln_module log-domain division-avoidance strategy exactly, rather than the textbook exp/ln formulation alone. The GELU activation (gelu.v) is a two-segment piecewise-linear approximation: inputs beyond a fixed saturation threshold pass through unmodified or clamp to zero according to sign, and inputs within that range are computed via a linear correction term generated by a dedicated inte</w:t>
+        <w:t>an exact base-2 reformulation of softmax(x)ᵢ = exp(xᵢ−m)/Σ that matches the hardware's own log₂(e)-scaled exponential and Ln_module log-domain division-avoidance strategy exactly, rather than the textbook exp/ln formulation alone. Fig. X depicts the resulting finite-state control flow: each of the three passes streams the full N-element row exactly once, strictly sequentially, for a total latency of 3N cycles per row — the structural origin of the serial Softmax bottleneck quantified in Section VII.B.</w:t>
       </w:r>
+    </w:p>
+    <w:p>
+      <w:pPr>
+        <w:spacing w:before="120"/>
+        <w:jc w:val="center"/>
+      </w:pPr>
+      <w:r>
+        <w:rPr>
+          <w:noProof/>
+        </w:rPr>
+        <w:lastRenderedPageBreak/>
+        <w:drawing>
+          <wp:inline distT="0" distB="0" distL="0" distR="0" wp14:anchorId="0FFE4556" wp14:editId="28B6B2E2">
+            <wp:extent cx="2743200" cy="3605349"/>
+            <wp:effectExtent l="0" t="0" r="0" b="0"/>
+            <wp:docPr id="1" name="Picture 1"/>
+            <wp:cNvGraphicFramePr>
+              <a:graphicFrameLocks xmlns:a="http://schemas.openxmlformats.org/drawingml/2006/main" noChangeAspect="1"/>
+            </wp:cNvGraphicFramePr>
+            <a:graphic xmlns:a="http://schemas.openxmlformats.org/drawingml/2006/main">
+              <a:graphicData uri="http://schemas.openxmlformats.org/drawingml/2006/picture">
+                <pic:pic xmlns:pic="http://schemas.openxmlformats.org/drawingml/2006/picture">
+                  <pic:nvPicPr>
+                    <pic:cNvPr id="0" name="fig_softmax_fsm.png"/>
+                    <pic:cNvPicPr/>
+                  </pic:nvPicPr>
+                  <pic:blipFill>
+                    <a:blip r:embed="rId6"/>
+                    <a:stretch>
+                      <a:fillRect/>
+                    </a:stretch>
+                  </pic:blipFill>
+                  <pic:spPr>
+                    <a:xfrm>
+                      <a:off x="0" y="0"/>
+                      <a:ext cx="2743200" cy="3605349"/>
+                    </a:xfrm>
+                    <a:prstGeom prst="rect">
+                      <a:avLst/>
+                    </a:prstGeom>
+                  </pic:spPr>
+                </pic:pic>
+              </a:graphicData>
+            </a:graphic>
+          </wp:inline>
+        </w:drawing>
+      </w:r>
+    </w:p>
+    <w:p>
+      <w:pPr>
+        <w:jc w:val="center"/>
+      </w:pPr>
+      <w:r>
+        <w:rPr>
+          <w:rFonts w:eastAsia="Times New Roman"/>
+          <w:i/>
+          <w:sz w:val="18"/>
+        </w:rPr>
+        <w:t>Fig. X. Softmax_control's 3-pass FSM and its per-pass equations (Eq. 2).</w:t>
+      </w:r>
+    </w:p>
+    <w:p>
+      <w:pPr>
+        <w:spacing w:after="120"/>
+        <w:ind w:firstLine="288"/>
+        <w:jc w:val="both"/>
+      </w:pPr>
       <w:r>
         <w:rPr>
           <w:rFonts w:eastAsia="Times New Roman"/>
         </w:rPr>
-        <w:t>rpolation submodule (lin.v).</w:t>
+        <w:t>The GELU activation (gelu.v) is a two-segment piecewise-linear approximation: inputs beyond a fixed saturation threshold pass through unmodified or clamp to zero according to sign, and inputs within that range are computed via a linear correction term generated by a dedicated interpolation submodule (lin.v).</w:t>
       </w:r>
     </w:p>
     <w:p>
@@ -584,7 +815,13 @@
         <w:rPr>
           <w:rFonts w:eastAsia="Times New Roman"/>
         </w:rPr>
-        <w:t>Four SystemVerilog testbenches (gelu_tb, Softmax_top_tb, MM_Ultra_tb, and an integration-level transformer_block_tb) each implement a real-valued ($real) golden reference directly in SystemVerilog: an integer matmul with the same round-half-up-and-saturate rule as the RTL shifter, a numerically stable softmax via $exp, and a tanh-approximation GELU via $tanh. The integration testbench chains all three references to validate the full streaming pipeline against one coherent golden model.</w:t>
+        <w:t xml:space="preserve">Four SystemVerilog testbenches (gelu_tb, Softmax_top_tb, MM_Ultra_tb, and an integration-level transformer_block_tb) </w:t>
+      </w:r>
+      <w:r>
+        <w:rPr>
+          <w:rFonts w:eastAsia="Times New Roman"/>
+        </w:rPr>
+        <w:t>each implement a real-valued ($real) golden reference directly in SystemVerilog: an integer matmul with the same round-half-up-and-saturate rule as the RTL shifter, a numerically stable softmax via $exp, and a tanh-approximation GELU via $tanh. The integration testbench chains all three references to validate the full streaming pipeline against one coherent golden model.</w:t>
       </w:r>
     </w:p>
     <w:p>
@@ -597,7 +834,6 @@
           <w:b/>
           <w:i/>
         </w:rPr>
-        <w:lastRenderedPageBreak/>
         <w:t>B. Simulation Results &amp; Numerical Precision Verification</w:t>
       </w:r>
     </w:p>
@@ -677,8 +913,96 @@
         <w:rPr>
           <w:rFonts w:eastAsia="Times New Roman"/>
         </w:rPr>
-        <w:t>The accelerator is wrapped as an AXI4-Lite-controlled, dual AXI4-Stream-slave / single AXI4-Stream-master peripheral (transformer_block_axi_top) and integrated alongside the Zynq-7020's dual-core ARM Cortex-A9 processing system, an AXI SmartConnect interconnect, and three independent AXI Direct Memory Access engines (feature, weight, and result channels) via Xilinx IP Integrator.</w:t>
+        <w:t>The accelerator is wrapped as an AXI4-Lite-controlled, dual AXI4-Stream-slave / single AXI4-Stream-master peripheral (transformer_block_axi_top) and integrated alongside the Zynq-7020's dual-core ARM Cortex-A9 processing system, an AXI SmartConnect interconnect, and three independent AXI Direct Memory Access engines (feature, weight, and result channels) via Xilinx IP Integrator. Fig. Y shows the complete top-level datapath: the PS7 configures the pipeline over AXI-Lite and streams feature and weight tensor</w:t>
       </w:r>
+      <w:r>
+        <w:rPr>
+          <w:rFonts w:eastAsia="Times New Roman"/>
+        </w:rPr>
+        <w:t>s in via two MM2S DMA channels, while a third, independent S2MM channel returns the GELU stage's output; internally, width-adapter glue logic bridges each stage's differing datapath width, exactly as detailed in Section IV.B.</w:t>
+      </w:r>
+    </w:p>
+    <w:p>
+      <w:pPr>
+        <w:sectPr>
+          <w:type w:val="continuous"/>
+          <w:pgSz w:w="12240" w:h="15840"/>
+          <w:pgMar w:top="1077" w:right="850" w:bottom="1417" w:left="850" w:header="720" w:footer="720" w:gutter="0"/>
+          <w:cols w:num="2" w:space="360"/>
+          <w:docGrid w:linePitch="360"/>
+        </w:sectPr>
+      </w:pPr>
+    </w:p>
+    <w:p>
+      <w:pPr>
+        <w:spacing w:before="120"/>
+        <w:jc w:val="center"/>
+      </w:pPr>
+      <w:r>
+        <w:rPr>
+          <w:noProof/>
+        </w:rPr>
+        <w:lastRenderedPageBreak/>
+        <w:drawing>
+          <wp:inline distT="0" distB="0" distL="0" distR="0" wp14:anchorId="03F95C40" wp14:editId="1054B60E">
+            <wp:extent cx="6400800" cy="2235200"/>
+            <wp:effectExtent l="0" t="0" r="0" b="0"/>
+            <wp:docPr id="2" name="Picture 2"/>
+            <wp:cNvGraphicFramePr>
+              <a:graphicFrameLocks xmlns:a="http://schemas.openxmlformats.org/drawingml/2006/main" noChangeAspect="1"/>
+            </wp:cNvGraphicFramePr>
+            <a:graphic xmlns:a="http://schemas.openxmlformats.org/drawingml/2006/main">
+              <a:graphicData uri="http://schemas.openxmlformats.org/drawingml/2006/picture">
+                <pic:pic xmlns:pic="http://schemas.openxmlformats.org/drawingml/2006/picture">
+                  <pic:nvPicPr>
+                    <pic:cNvPr id="0" name="fig_soc_architecture.png"/>
+                    <pic:cNvPicPr/>
+                  </pic:nvPicPr>
+                  <pic:blipFill>
+                    <a:blip r:embed="rId7"/>
+                    <a:stretch>
+                      <a:fillRect/>
+                    </a:stretch>
+                  </pic:blipFill>
+                  <pic:spPr>
+                    <a:xfrm>
+                      <a:off x="0" y="0"/>
+                      <a:ext cx="6400800" cy="2235200"/>
+                    </a:xfrm>
+                    <a:prstGeom prst="rect">
+                      <a:avLst/>
+                    </a:prstGeom>
+                  </pic:spPr>
+                </pic:pic>
+              </a:graphicData>
+            </a:graphic>
+          </wp:inline>
+        </w:drawing>
+      </w:r>
+    </w:p>
+    <w:p>
+      <w:pPr>
+        <w:jc w:val="center"/>
+      </w:pPr>
+      <w:r>
+        <w:rPr>
+          <w:rFonts w:eastAsia="Times New Roman"/>
+          <w:i/>
+          <w:sz w:val="18"/>
+        </w:rPr>
+        <w:t>Fig. Y. Complete top-level SoC architecture: PS7, three AXI DMA channels, and the transformer_block_axi_top internal pipeline.</w:t>
+      </w:r>
+    </w:p>
+    <w:p>
+      <w:pPr>
+        <w:sectPr>
+          <w:type w:val="continuous"/>
+          <w:pgSz w:w="12240" w:h="15840"/>
+          <w:pgMar w:top="1077" w:right="850" w:bottom="1417" w:left="850" w:header="720" w:footer="720" w:gutter="0"/>
+          <w:cols w:space="360"/>
+          <w:docGrid w:linePitch="360"/>
+        </w:sectPr>
+      </w:pPr>
     </w:p>
     <w:p>
       <w:pPr>
@@ -807,7 +1131,197 @@
         <w:rPr>
           <w:rFonts w:eastAsia="Times New Roman"/>
         </w:rPr>
-        <w:t>s register-level DSP inference rules (cf. Xilinx UG901 [6]), silently ignored rather than reported as an error. Correcting it moved the systolic array's multiplications onto DSP48E1 hard macros, reducing full-SoC post-route Slice LUTs by 49.3% (30,276 → 15,363) and CARRY4 primitives by 61.8% (4,874 → 1,862), while total on-chip power fell 3.1% to 1.687 W.</w:t>
+        <w:t>s register-level DSP inference rules (cf. Xilinx UG901 [6]): as Listing 2 shows, attaching use_dsp to the enclosing always block is a silent no-op — synthesis produced byte-identical LUT/DSP/CARRY4 counts regardless of its value — whereas attaching it to the register declaration that actually holds the multiply-accumulate result is what Vivado's inference pass recognizes.</w:t>
+      </w:r>
+    </w:p>
+    <w:tbl>
+      <w:tblPr>
+        <w:tblW w:w="0" w:type="auto"/>
+        <w:tblLook w:val="04A0" w:firstRow="1" w:lastRow="0" w:firstColumn="1" w:lastColumn="0" w:noHBand="0" w:noVBand="1"/>
+      </w:tblPr>
+      <w:tblGrid>
+        <w:gridCol w:w="5306"/>
+      </w:tblGrid>
+      <w:tr>
+        <w:tc>
+          <w:tcPr>
+            <w:tcW w:w="10540" w:type="dxa"/>
+            <w:shd w:val="clear" w:color="auto" w:fill="F2F2F0"/>
+          </w:tcPr>
+          <w:p>
+            <w:pPr>
+              <w:spacing w:after="0"/>
+            </w:pPr>
+            <w:r>
+              <w:rPr>
+                <w:rFonts w:ascii="Consolas" w:eastAsia="Consolas" w:hAnsi="Consolas"/>
+                <w:sz w:val="16"/>
+              </w:rPr>
+              <w:t>// PE.v -- BEFORE: attribute on the always block (no-op)</w:t>
+            </w:r>
+          </w:p>
+          <w:p>
+            <w:pPr>
+              <w:spacing w:after="0"/>
+            </w:pPr>
+            <w:r>
+              <w:rPr>
+                <w:rFonts w:ascii="Consolas" w:eastAsia="Consolas" w:hAnsi="Consolas"/>
+                <w:sz w:val="16"/>
+              </w:rPr>
+              <w:t>(* use_dsp = "yes" *)</w:t>
+            </w:r>
+          </w:p>
+          <w:p>
+            <w:pPr>
+              <w:spacing w:after="0"/>
+            </w:pPr>
+            <w:r>
+              <w:rPr>
+                <w:rFonts w:ascii="Consolas" w:eastAsia="Consolas" w:hAnsi="Consolas"/>
+                <w:sz w:val="16"/>
+              </w:rPr>
+              <w:t>always @(posedge clk) begin</w:t>
+            </w:r>
+          </w:p>
+          <w:p>
+            <w:pPr>
+              <w:spacing w:after="0"/>
+            </w:pPr>
+            <w:r>
+              <w:rPr>
+                <w:rFonts w:ascii="Consolas" w:eastAsia="Consolas" w:hAnsi="Consolas"/>
+                <w:sz w:val="16"/>
+              </w:rPr>
+              <w:t xml:space="preserve">    psum_out &lt;= psum_in + x_in*reg_w;</w:t>
+            </w:r>
+          </w:p>
+          <w:p>
+            <w:pPr>
+              <w:spacing w:after="0"/>
+            </w:pPr>
+            <w:r>
+              <w:rPr>
+                <w:rFonts w:ascii="Consolas" w:eastAsia="Consolas" w:hAnsi="Consolas"/>
+                <w:sz w:val="16"/>
+              </w:rPr>
+              <w:t>end</w:t>
+            </w:r>
+          </w:p>
+          <w:p>
+            <w:pPr>
+              <w:spacing w:after="0"/>
+            </w:pPr>
+            <w:r>
+              <w:rPr>
+                <w:rFonts w:ascii="Consolas" w:eastAsia="Consolas" w:hAnsi="Consolas"/>
+                <w:sz w:val="16"/>
+              </w:rPr>
+              <w:t xml:space="preserve"> </w:t>
+            </w:r>
+          </w:p>
+          <w:p>
+            <w:pPr>
+              <w:spacing w:after="0"/>
+            </w:pPr>
+            <w:r>
+              <w:rPr>
+                <w:rFonts w:ascii="Consolas" w:eastAsia="Consolas" w:hAnsi="Consolas"/>
+                <w:sz w:val="16"/>
+              </w:rPr>
+              <w:t>// AFTER: attribute on the register declaration (per UG901)</w:t>
+            </w:r>
+          </w:p>
+          <w:p>
+            <w:pPr>
+              <w:spacing w:after="0"/>
+            </w:pPr>
+            <w:r>
+              <w:rPr>
+                <w:rFonts w:ascii="Consolas" w:eastAsia="Consolas" w:hAnsi="Consolas"/>
+                <w:sz w:val="16"/>
+              </w:rPr>
+              <w:t>(* use_dsp = "yes" *) reg signed</w:t>
+            </w:r>
+          </w:p>
+          <w:p>
+            <w:pPr>
+              <w:spacing w:after="0"/>
+            </w:pPr>
+            <w:r>
+              <w:rPr>
+                <w:rFonts w:ascii="Consolas" w:eastAsia="Consolas" w:hAnsi="Consolas"/>
+                <w:sz w:val="16"/>
+              </w:rPr>
+              <w:t xml:space="preserve">    [2*data_width+log2_array_m-1:0] psum_out_r;</w:t>
+            </w:r>
+          </w:p>
+          <w:p>
+            <w:pPr>
+              <w:spacing w:after="0"/>
+            </w:pPr>
+            <w:r>
+              <w:rPr>
+                <w:rFonts w:ascii="Consolas" w:eastAsia="Consolas" w:hAnsi="Consolas"/>
+                <w:sz w:val="16"/>
+              </w:rPr>
+              <w:t>always @(posedge clk)</w:t>
+            </w:r>
+          </w:p>
+          <w:p>
+            <w:pPr>
+              <w:spacing w:after="0"/>
+            </w:pPr>
+            <w:r>
+              <w:rPr>
+                <w:rFonts w:ascii="Consolas" w:eastAsia="Consolas" w:hAnsi="Consolas"/>
+                <w:sz w:val="16"/>
+              </w:rPr>
+              <w:t xml:space="preserve">    psum_out_r &lt;= psum_in + x_in*reg_w;</w:t>
+            </w:r>
+          </w:p>
+        </w:tc>
+      </w:tr>
+    </w:tbl>
+    <w:p>
+      <w:pPr>
+        <w:spacing w:before="60" w:after="160"/>
+        <w:jc w:val="center"/>
+      </w:pPr>
+      <w:r>
+        <w:rPr>
+          <w:rFonts w:eastAsia="Times New Roman"/>
+          <w:b/>
+          <w:sz w:val="18"/>
+        </w:rPr>
+        <w:t xml:space="preserve">Listing 2. </w:t>
+      </w:r>
+      <w:r>
+        <w:rPr>
+          <w:rFonts w:eastAsia="Times New Roman"/>
+          <w:sz w:val="18"/>
+        </w:rPr>
+        <w:t>The UG901 DSP-inference attribute-placement fix, PE.v.</w:t>
+      </w:r>
+    </w:p>
+    <w:p>
+      <w:pPr>
+        <w:spacing w:after="120"/>
+        <w:ind w:firstLine="288"/>
+        <w:jc w:val="both"/>
+      </w:pPr>
+      <w:r>
+        <w:rPr>
+          <w:rFonts w:eastAsia="Times New Roman"/>
+        </w:rPr>
+        <w:t xml:space="preserve">Correcting the attribute placement alone would map all 256 PEs to DSP48E1 hard macros — more than the xc7z020's 220-slice budget once Softmax and GELU's own arithmetic (≈13 DSPs) is accounted for. PE_array.v therefore parameterizes the split per PE row (NUM_DSP_ROWS = 12 of 16), mapping exactly 192 of 256 PEs to DSP48E1 and leaving the remaining </w:t>
+      </w:r>
+      <w:r>
+        <w:rPr>
+          <w:rFonts w:eastAsia="Times New Roman"/>
+        </w:rPr>
+        <w:lastRenderedPageBreak/>
+        <w:t>4 rows (64 PEs) LUT/CARRY4-mapped — a deliberate, budget-sized partial mapping, not an all-or-nothing switch. This reduced full-SoC post-route Slice LUTs by 49.3% (30,276 → 15,363) and CARRY4 primitives by 61.8% (4,874 → 1,862), brought DSP48E1 usage to 205 of 220 (192 from the array plus Softmax/GELU's ≈13), and reduced total on-chip power by 3.1% to 1.687 W.</w:t>
       </w:r>
     </w:p>
     <w:p>
@@ -859,14 +1373,7 @@
         <w:rPr>
           <w:rFonts w:eastAsia="Times New Roman"/>
         </w:rPr>
-        <w:t xml:space="preserve">The signed-off, DSP-corrected checkpoint passed pre-bitstream design rule checking with zero errors and generated a bitstream with zero warnings and zero critical warnings, </w:t>
-      </w:r>
-      <w:r>
-        <w:rPr>
-          <w:rFonts w:eastAsia="Times New Roman"/>
-        </w:rPr>
-        <w:lastRenderedPageBreak/>
-        <w:t>exported as design.bit and a fixed hardware platform archive (design.xsa) for downstream software and PYNQ deployment.</w:t>
+        <w:t>The signed-off, DSP-corrected checkpoint passed pre-bitstream design rule checking with zero errors and generated a bitstream with zero warnings and zero critical warnings, exported as design.bit and a fixed hardware platform archive (design.xsa) for downstream software and PYNQ deployment.</w:t>
       </w:r>
     </w:p>
     <w:p>
@@ -1413,10 +1920,10 @@
           <w:noProof/>
         </w:rPr>
         <w:drawing>
-          <wp:inline distT="0" distB="0" distL="0" distR="0" wp14:anchorId="77E39F2F" wp14:editId="725ECA4D">
+          <wp:inline distT="0" distB="0" distL="0" distR="0" wp14:anchorId="1CD8F069" wp14:editId="498B9DE6">
             <wp:extent cx="3108960" cy="1986280"/>
             <wp:effectExtent l="0" t="0" r="0" b="0"/>
-            <wp:docPr id="1" name="Picture 1"/>
+            <wp:docPr id="3" name="Picture 3"/>
             <wp:cNvGraphicFramePr>
               <a:graphicFrameLocks xmlns:a="http://schemas.openxmlformats.org/drawingml/2006/main" noChangeAspect="1"/>
             </wp:cNvGraphicFramePr>
@@ -1428,7 +1935,7 @@
                     <pic:cNvPicPr/>
                   </pic:nvPicPr>
                   <pic:blipFill>
-                    <a:blip r:embed="rId6"/>
+                    <a:blip r:embed="rId8"/>
                     <a:stretch>
                       <a:fillRect/>
                     </a:stretch>
@@ -1472,10 +1979,10 @@
           <w:noProof/>
         </w:rPr>
         <w:drawing>
-          <wp:inline distT="0" distB="0" distL="0" distR="0" wp14:anchorId="3983F278" wp14:editId="15F9C13C">
+          <wp:inline distT="0" distB="0" distL="0" distR="0" wp14:anchorId="0C354B69" wp14:editId="739AC03A">
             <wp:extent cx="3108960" cy="1986280"/>
             <wp:effectExtent l="0" t="0" r="0" b="0"/>
-            <wp:docPr id="2" name="Picture 2"/>
+            <wp:docPr id="4" name="Picture 4"/>
             <wp:cNvGraphicFramePr>
               <a:graphicFrameLocks xmlns:a="http://schemas.openxmlformats.org/drawingml/2006/main" noChangeAspect="1"/>
             </wp:cNvGraphicFramePr>
@@ -1487,7 +1994,7 @@
                     <pic:cNvPicPr/>
                   </pic:nvPicPr>
                   <pic:blipFill>
-                    <a:blip r:embed="rId7"/>
+                    <a:blip r:embed="rId9"/>
                     <a:stretch>
                       <a:fillRect/>
                     </a:stretch>
@@ -1530,11 +2037,12 @@
         <w:rPr>
           <w:noProof/>
         </w:rPr>
+        <w:lastRenderedPageBreak/>
         <w:drawing>
-          <wp:inline distT="0" distB="0" distL="0" distR="0" wp14:anchorId="2976D3E5" wp14:editId="4EABBB67">
+          <wp:inline distT="0" distB="0" distL="0" distR="0" wp14:anchorId="12CD5D0C" wp14:editId="6B773F18">
             <wp:extent cx="3108960" cy="1986280"/>
             <wp:effectExtent l="0" t="0" r="0" b="0"/>
-            <wp:docPr id="3" name="Picture 3"/>
+            <wp:docPr id="5" name="Picture 5"/>
             <wp:cNvGraphicFramePr>
               <a:graphicFrameLocks xmlns:a="http://schemas.openxmlformats.org/drawingml/2006/main" noChangeAspect="1"/>
             </wp:cNvGraphicFramePr>
@@ -1546,7 +2054,7 @@
                     <pic:cNvPicPr/>
                   </pic:nvPicPr>
                   <pic:blipFill>
-                    <a:blip r:embed="rId8"/>
+                    <a:blip r:embed="rId10"/>
                     <a:stretch>
                       <a:fillRect/>
                     </a:stretch>
@@ -1836,7 +2344,6 @@
           <w:b/>
           <w:i/>
         </w:rPr>
-        <w:lastRenderedPageBreak/>
         <w:t>C. Physical Silicon Verification</w:t>
       </w:r>
     </w:p>
@@ -1882,7 +2389,13 @@
         <w:rPr>
           <w:rFonts w:eastAsia="Times New Roman"/>
         </w:rPr>
-        <w:t>any single ViT-Tiny or ViT-Base operation: multi-head self-attention consists of matrix multiplications and one Softmax with no GELU stage, while the MLP block consists of a matrix multiplication and GELU with no Softmax between them. Substituting the accelerator into either would silently apply an activation or normalization step the real operation does not include, corrupting the result. This architectural mismatch — verified directly against the RTL rather than assumed — is the reason Section VI.A–B repo</w:t>
+        <w:t xml:space="preserve">any single ViT-Tiny or ViT-Base operation: multi-head self-attention consists of matrix multiplications and one Softmax with no GELU stage, while the MLP block consists of a matrix multiplication and GELU with no Softmax between them. Substituting the accelerator into either would silently apply an activation or normalization step the real operation does not include, corrupting the result. This architectural mismatch — verified directly against the RTL </w:t>
+      </w:r>
+      <w:r>
+        <w:rPr>
+          <w:rFonts w:eastAsia="Times New Roman"/>
+        </w:rPr>
+        <w:t>rather than assumed — is the reason Section VI.A–B repo</w:t>
       </w:r>
       <w:r>
         <w:rPr>
@@ -2005,6 +2518,7 @@
           <w:b/>
           <w:i/>
         </w:rPr>
+        <w:lastRenderedPageBreak/>
         <w:t>C. Architectural Roadmap</w:t>
       </w:r>
     </w:p>
@@ -2051,20 +2565,19 @@
         <w:rPr>
           <w:rFonts w:eastAsia="Times New Roman"/>
         </w:rPr>
-        <w:t xml:space="preserve">taoFPGA demonstrates a complete hardware/software co-design lifecycle for a quantized transformer processing core, from fixed-point mathematical formulation and tolerance-bounded RTL verification through physical signoff, real hardware bring-up, and a kernel-level benchmark against a genuinely validated software ViT baseline. Beyond the measured results — a 49.3% LUT reduction and 3.1% power reduction from a single synthesis-level fix, zero-error silicon </w:t>
+        <w:t>taoFPGA demonstrates a complete hardware/software co-design lifecycle for a quantized transformer processing core, from fixed-point mathematical formulation and tolerance-bounded RTL verification through physical signoff, real hardware bring-up, and a kernel-level benchmark against a genuinely validated software ViT baseline. Beyond the measured results — a 49.3% LUT reduction and 3.1% power reduction from a single synthesis-level fix, zero-error silicon validation at full verified scale, and up to 97.73× k</w:t>
       </w:r>
       <w:r>
         <w:rPr>
           <w:rFonts w:eastAsia="Times New Roman"/>
         </w:rPr>
-        <w:lastRenderedPageBreak/>
-        <w:t>validation at full verified scale, and up to 97.73× kernel speedup over an embedded ARM CPU — the project's governing discipline throughout was to verify every layer of the system against its own ground truth rather than inherit correctness from an adjacent layer, and to report every limitation — architectural, numerical, or a hardware transfer ceiling — as precisely as the result being claimed. The 64 KB DMA ceiling and its Scatter-Gather resolution path, together with the serial Softmax bottleneck, define</w:t>
+        <w:t>ernel speedup over an embedded ARM CPU — the project's governing discipline throughout was to verify every layer of the system against its own ground truth rather than inherit correctness from an adjacent layer, and to report every limitation — architectural, numerical, or a hardware transfer ceiling — as precisely as the result being claimed. The 64 KB DMA ceiling and its Scatter-Gather resolution path, together with the serial Softmax bottleneck, define a clear and quantified roadmap for the next iteratio</w:t>
       </w:r>
       <w:r>
         <w:rPr>
           <w:rFonts w:eastAsia="Times New Roman"/>
         </w:rPr>
-        <w:t xml:space="preserve"> a clear and quantified roadmap for the next iteration of this work.</w:t>
+        <w:t>n of this work.</w:t>
       </w:r>
     </w:p>
     <w:p>
@@ -2361,31 +2874,31 @@
       </w:rPr>
     </w:lvl>
   </w:abstractNum>
-  <w:num w:numId="1" w16cid:durableId="754399569">
+  <w:num w:numId="1" w16cid:durableId="1821341280">
     <w:abstractNumId w:val="8"/>
   </w:num>
-  <w:num w:numId="2" w16cid:durableId="2134521138">
+  <w:num w:numId="2" w16cid:durableId="360980099">
     <w:abstractNumId w:val="6"/>
   </w:num>
-  <w:num w:numId="3" w16cid:durableId="1691878685">
+  <w:num w:numId="3" w16cid:durableId="1582790236">
     <w:abstractNumId w:val="5"/>
   </w:num>
-  <w:num w:numId="4" w16cid:durableId="1429765296">
+  <w:num w:numId="4" w16cid:durableId="1767773061">
     <w:abstractNumId w:val="4"/>
   </w:num>
-  <w:num w:numId="5" w16cid:durableId="1144472616">
+  <w:num w:numId="5" w16cid:durableId="35011272">
     <w:abstractNumId w:val="7"/>
   </w:num>
-  <w:num w:numId="6" w16cid:durableId="1059860117">
+  <w:num w:numId="6" w16cid:durableId="1778864907">
     <w:abstractNumId w:val="3"/>
   </w:num>
-  <w:num w:numId="7" w16cid:durableId="732311287">
+  <w:num w:numId="7" w16cid:durableId="754475710">
     <w:abstractNumId w:val="2"/>
   </w:num>
-  <w:num w:numId="8" w16cid:durableId="869564102">
+  <w:num w:numId="8" w16cid:durableId="2095935596">
     <w:abstractNumId w:val="1"/>
   </w:num>
-  <w:num w:numId="9" w16cid:durableId="735320520">
+  <w:num w:numId="9" w16cid:durableId="800460484">
     <w:abstractNumId w:val="0"/>
   </w:num>
 </w:numbering>

--- a/report/taoFPGA_IEEE_paper.docx
+++ b/report/taoFPGA_IEEE_paper.docx
@@ -13,16 +13,7 @@
           <w:b/>
           <w:sz w:val="36"/>
         </w:rPr>
-        <w:t>taoFPGA: Architecture, Implementation, and Evaluation of a</w:t>
-      </w:r>
-      <w:r>
-        <w:rPr>
-          <w:rFonts w:eastAsia="Times New Roman"/>
-          <w:b/>
-          <w:sz w:val="36"/>
-        </w:rPr>
-        <w:br/>
-        <w:t>Quantized Transformer Processing Core on Edge FPGA</w:t>
+        <w:t>taoFPGA: Architecture, Implementation, and Evaluation of a Quantized Transformer Processing Core on Edge FPGA</w:t>
       </w:r>
     </w:p>
     <w:p>
@@ -398,13 +389,223 @@
         <w:spacing w:before="80" w:after="80"/>
         <w:jc w:val="center"/>
       </w:pPr>
-      <w:r>
-        <w:rPr>
-          <w:rFonts w:eastAsia="Times New Roman"/>
-          <w:i/>
-        </w:rPr>
-        <w:t>Quant(z) = clip( ⌊(z + 2^(shift−1))·2^(−shift)⌋, −128, 127 )</w:t>
-      </w:r>
+      <m:oMath>
+        <m:r>
+          <m:rPr>
+            <m:sty m:val="p"/>
+          </m:rPr>
+          <w:rPr>
+            <w:rFonts w:ascii="Cambria Math" w:hAnsi="Cambria Math"/>
+          </w:rPr>
+          <m:t>Quant(</m:t>
+        </m:r>
+        <m:r>
+          <w:rPr>
+            <w:rFonts w:ascii="Cambria Math" w:hAnsi="Cambria Math"/>
+          </w:rPr>
+          <m:t>z</m:t>
+        </m:r>
+        <m:r>
+          <m:rPr>
+            <m:sty m:val="p"/>
+          </m:rPr>
+          <w:rPr>
+            <w:rFonts w:ascii="Cambria Math" w:hAnsi="Cambria Math"/>
+          </w:rPr>
+          <m:t>)=clip</m:t>
+        </m:r>
+        <m:r>
+          <w:rPr>
+            <w:rFonts w:ascii="Cambria Math" w:hAnsi="Cambria Math"/>
+          </w:rPr>
+          <m:t>​</m:t>
+        </m:r>
+        <m:d>
+          <m:dPr>
+            <m:ctrlPr>
+              <w:rPr>
+                <w:rFonts w:ascii="Cambria Math" w:hAnsi="Cambria Math"/>
+              </w:rPr>
+            </m:ctrlPr>
+          </m:dPr>
+          <m:e>
+            <m:d>
+              <m:dPr>
+                <m:begChr m:val="⌊"/>
+                <m:endChr m:val="⌋"/>
+                <m:ctrlPr>
+                  <w:rPr>
+                    <w:rFonts w:ascii="Cambria Math" w:hAnsi="Cambria Math"/>
+                  </w:rPr>
+                </m:ctrlPr>
+              </m:dPr>
+              <m:e>
+                <m:r>
+                  <m:rPr>
+                    <m:sty m:val="p"/>
+                  </m:rPr>
+                  <w:rPr>
+                    <w:rFonts w:ascii="Cambria Math" w:hAnsi="Cambria Math"/>
+                  </w:rPr>
+                  <m:t>(</m:t>
+                </m:r>
+                <m:r>
+                  <w:rPr>
+                    <w:rFonts w:ascii="Cambria Math" w:hAnsi="Cambria Math"/>
+                  </w:rPr>
+                  <m:t>z</m:t>
+                </m:r>
+                <m:r>
+                  <m:rPr>
+                    <m:sty m:val="p"/>
+                  </m:rPr>
+                  <w:rPr>
+                    <w:rFonts w:ascii="Cambria Math" w:hAnsi="Cambria Math"/>
+                  </w:rPr>
+                  <m:t>+</m:t>
+                </m:r>
+                <m:sSup>
+                  <m:sSupPr>
+                    <m:ctrlPr>
+                      <w:rPr>
+                        <w:rFonts w:ascii="Cambria Math" w:hAnsi="Cambria Math"/>
+                      </w:rPr>
+                    </m:ctrlPr>
+                  </m:sSupPr>
+                  <m:e>
+                    <m:r>
+                      <w:rPr>
+                        <w:rFonts w:ascii="Cambria Math" w:hAnsi="Cambria Math"/>
+                      </w:rPr>
+                      <m:t>2</m:t>
+                    </m:r>
+                  </m:e>
+                  <m:sup>
+                    <m:r>
+                      <w:rPr>
+                        <w:rFonts w:ascii="Cambria Math" w:hAnsi="Cambria Math"/>
+                      </w:rPr>
+                      <m:t> </m:t>
+                    </m:r>
+                    <m:r>
+                      <m:rPr>
+                        <m:sty m:val="p"/>
+                      </m:rPr>
+                      <w:rPr>
+                        <w:rFonts w:ascii="Cambria Math" w:hAnsi="Cambria Math"/>
+                      </w:rPr>
+                      <m:t>shift-</m:t>
+                    </m:r>
+                    <m:r>
+                      <w:rPr>
+                        <w:rFonts w:ascii="Cambria Math" w:hAnsi="Cambria Math"/>
+                      </w:rPr>
+                      <m:t>1</m:t>
+                    </m:r>
+                  </m:sup>
+                </m:sSup>
+                <m:r>
+                  <m:rPr>
+                    <m:sty m:val="p"/>
+                  </m:rPr>
+                  <w:rPr>
+                    <w:rFonts w:ascii="Cambria Math" w:hAnsi="Cambria Math"/>
+                  </w:rPr>
+                  <m:t>)⋅</m:t>
+                </m:r>
+                <m:sSup>
+                  <m:sSupPr>
+                    <m:ctrlPr>
+                      <w:rPr>
+                        <w:rFonts w:ascii="Cambria Math" w:hAnsi="Cambria Math"/>
+                      </w:rPr>
+                    </m:ctrlPr>
+                  </m:sSupPr>
+                  <m:e>
+                    <m:r>
+                      <w:rPr>
+                        <w:rFonts w:ascii="Cambria Math" w:hAnsi="Cambria Math"/>
+                      </w:rPr>
+                      <m:t>2</m:t>
+                    </m:r>
+                  </m:e>
+                  <m:sup>
+                    <m:r>
+                      <m:rPr>
+                        <m:sty m:val="p"/>
+                      </m:rPr>
+                      <w:rPr>
+                        <w:rFonts w:ascii="Cambria Math" w:hAnsi="Cambria Math"/>
+                      </w:rPr>
+                      <m:t>-</m:t>
+                    </m:r>
+                    <m:r>
+                      <m:rPr>
+                        <m:sty m:val="p"/>
+                      </m:rPr>
+                      <w:rPr>
+                        <w:rFonts w:ascii="Cambria Math" w:hAnsi="Cambria Math"/>
+                      </w:rPr>
+                      <m:t>shift</m:t>
+                    </m:r>
+                  </m:sup>
+                </m:sSup>
+              </m:e>
+            </m:d>
+            <m:r>
+              <m:rPr>
+                <m:sty m:val="p"/>
+              </m:rPr>
+              <w:rPr>
+                <w:rFonts w:ascii="Cambria Math" w:hAnsi="Cambria Math"/>
+              </w:rPr>
+              <m:t>,</m:t>
+            </m:r>
+            <m:r>
+              <w:rPr>
+                <w:rFonts w:ascii="Cambria Math" w:hAnsi="Cambria Math"/>
+              </w:rPr>
+              <m:t> </m:t>
+            </m:r>
+            <m:r>
+              <m:rPr>
+                <m:sty m:val="p"/>
+              </m:rPr>
+              <w:rPr>
+                <w:rFonts w:ascii="Cambria Math" w:hAnsi="Cambria Math"/>
+              </w:rPr>
+              <m:t>-</m:t>
+            </m:r>
+            <m:r>
+              <w:rPr>
+                <w:rFonts w:ascii="Cambria Math" w:hAnsi="Cambria Math"/>
+              </w:rPr>
+              <m:t>128</m:t>
+            </m:r>
+            <m:r>
+              <m:rPr>
+                <m:sty m:val="p"/>
+              </m:rPr>
+              <w:rPr>
+                <w:rFonts w:ascii="Cambria Math" w:hAnsi="Cambria Math"/>
+              </w:rPr>
+              <m:t>,</m:t>
+            </m:r>
+            <m:r>
+              <w:rPr>
+                <w:rFonts w:ascii="Cambria Math" w:hAnsi="Cambria Math"/>
+              </w:rPr>
+              <m:t> </m:t>
+            </m:r>
+            <m:r>
+              <w:rPr>
+                <w:rFonts w:ascii="Cambria Math" w:hAnsi="Cambria Math"/>
+              </w:rPr>
+              <m:t>127</m:t>
+            </m:r>
+          </m:e>
+        </m:d>
+      </m:oMath>
       <w:r>
         <w:rPr>
           <w:rFonts w:eastAsia="Times New Roman"/>
@@ -422,13 +623,7 @@
         <w:rPr>
           <w:rFonts w:eastAsia="Times New Roman"/>
         </w:rPr>
-        <w:t xml:space="preserve">where ⌊·⌋ denotes floor (equivalently, arithmetic right shift for two's-complement operands) and clip(·, lo, hi) saturates its argument to [lo, hi]. The degenerate case shift = 0 is handled as a direct clip of z with no rounding term. Listing 1 excerpts the actual RTL realization of (1) in right_shifter.v, which computes the round term by inspecting the discarded bit </w:t>
-      </w:r>
-      <w:r>
-        <w:rPr>
-          <w:rFonts w:eastAsia="Times New Roman"/>
-        </w:rPr>
-        <w:t>directly rather than via an explicit add-then-shift, the two formulations having been confirmed identical as noted above.</w:t>
+        <w:t>where ⌊·⌋ denotes floor (equivalently, arithmetic right shift for two's-complement operands) and clip(·, lo, hi) saturates its argument to [lo, hi]. The degenerate case shift = 0 is handled as a direct clip of z with no rounding term. Listing 1 excerpts the actual RTL realization of (1) in right_shifter.v, which computes the round term by inspecting the discarded bit directly rather than via an explicit add-then-shift, the two formulations having been confirmed identical as noted above.</w:t>
       </w:r>
     </w:p>
     <w:tbl>
@@ -437,13 +632,25 @@
         <w:tblLook w:val="04A0" w:firstRow="1" w:lastRow="0" w:firstColumn="1" w:lastColumn="0" w:noHBand="0" w:noVBand="1"/>
       </w:tblPr>
       <w:tblGrid>
-        <w:gridCol w:w="5306"/>
+        <w:gridCol w:w="5290"/>
       </w:tblGrid>
       <w:tr>
         <w:tc>
           <w:tcPr>
             <w:tcW w:w="10540" w:type="dxa"/>
+            <w:tcBorders>
+              <w:top w:val="single" w:sz="10" w:space="0" w:color="888680"/>
+              <w:left w:val="single" w:sz="10" w:space="0" w:color="888680"/>
+              <w:bottom w:val="single" w:sz="10" w:space="0" w:color="888680"/>
+              <w:right w:val="single" w:sz="10" w:space="0" w:color="888680"/>
+            </w:tcBorders>
             <w:shd w:val="clear" w:color="auto" w:fill="F2F2F0"/>
+            <w:tcMar>
+              <w:top w:w="80" w:type="dxa"/>
+              <w:left w:w="100" w:type="dxa"/>
+              <w:bottom w:w="80" w:type="dxa"/>
+              <w:right w:w="100" w:type="dxa"/>
+            </w:tcMar>
           </w:tcPr>
           <w:p>
             <w:pPr>
@@ -626,39 +833,436 @@
         <w:spacing w:before="80" w:after="0"/>
         <w:jc w:val="center"/>
       </w:pPr>
-      <w:r>
-        <w:rPr>
-          <w:rFonts w:eastAsia="Times New Roman"/>
-          <w:i/>
-        </w:rPr>
-        <w:t>m = maxᵢ(xᵢ)</w:t>
-      </w:r>
+      <m:oMathPara>
+        <m:oMathParaPr>
+          <m:jc m:val="center"/>
+        </m:oMathParaPr>
+        <m:oMath>
+          <m:r>
+            <w:rPr>
+              <w:rFonts w:ascii="Cambria Math" w:hAnsi="Cambria Math"/>
+            </w:rPr>
+            <m:t>m</m:t>
+          </m:r>
+          <m:r>
+            <m:rPr>
+              <m:sty m:val="p"/>
+            </m:rPr>
+            <w:rPr>
+              <w:rFonts w:ascii="Cambria Math" w:hAnsi="Cambria Math"/>
+            </w:rPr>
+            <m:t>=</m:t>
+          </m:r>
+          <m:limLow>
+            <m:limLowPr>
+              <m:ctrlPr>
+                <w:rPr>
+                  <w:rFonts w:ascii="Cambria Math" w:hAnsi="Cambria Math"/>
+                </w:rPr>
+              </m:ctrlPr>
+            </m:limLowPr>
+            <m:e>
+              <m:r>
+                <m:rPr>
+                  <m:sty m:val="p"/>
+                </m:rPr>
+                <w:rPr>
+                  <w:rFonts w:ascii="Cambria Math" w:hAnsi="Cambria Math"/>
+                </w:rPr>
+                <m:t>max</m:t>
+              </m:r>
+            </m:e>
+            <m:lim>
+              <m:r>
+                <w:rPr>
+                  <w:rFonts w:ascii="Cambria Math" w:hAnsi="Cambria Math"/>
+                </w:rPr>
+                <m:t>i</m:t>
+              </m:r>
+            </m:lim>
+          </m:limLow>
+          <m:r>
+            <m:rPr>
+              <m:sty m:val="p"/>
+            </m:rPr>
+            <w:rPr>
+              <w:rFonts w:ascii="Cambria Math" w:hAnsi="Cambria Math"/>
+            </w:rPr>
+            <m:t>(</m:t>
+          </m:r>
+          <m:sSub>
+            <m:sSubPr>
+              <m:ctrlPr>
+                <w:rPr>
+                  <w:rFonts w:ascii="Cambria Math" w:hAnsi="Cambria Math"/>
+                </w:rPr>
+              </m:ctrlPr>
+            </m:sSubPr>
+            <m:e>
+              <m:r>
+                <w:rPr>
+                  <w:rFonts w:ascii="Cambria Math" w:hAnsi="Cambria Math"/>
+                </w:rPr>
+                <m:t>x</m:t>
+              </m:r>
+            </m:e>
+            <m:sub>
+              <m:r>
+                <w:rPr>
+                  <w:rFonts w:ascii="Cambria Math" w:hAnsi="Cambria Math"/>
+                </w:rPr>
+                <m:t>i</m:t>
+              </m:r>
+            </m:sub>
+          </m:sSub>
+          <m:r>
+            <m:rPr>
+              <m:sty m:val="p"/>
+            </m:rPr>
+            <w:rPr>
+              <w:rFonts w:ascii="Cambria Math" w:hAnsi="Cambria Math"/>
+            </w:rPr>
+            <m:t>)</m:t>
+          </m:r>
+        </m:oMath>
+      </m:oMathPara>
     </w:p>
     <w:p>
       <w:pPr>
         <w:spacing w:after="0"/>
         <w:jc w:val="center"/>
       </w:pPr>
-      <w:r>
-        <w:rPr>
-          <w:rFonts w:eastAsia="Times New Roman"/>
-          <w:i/>
-        </w:rPr>
-        <w:t>S = Σᵢ 2^((xᵢ − m)·log₂e)</w:t>
-      </w:r>
+      <m:oMathPara>
+        <m:oMathParaPr>
+          <m:jc m:val="center"/>
+        </m:oMathParaPr>
+        <m:oMath>
+          <m:r>
+            <w:rPr>
+              <w:rFonts w:ascii="Cambria Math" w:hAnsi="Cambria Math"/>
+            </w:rPr>
+            <m:t>S</m:t>
+          </m:r>
+          <m:r>
+            <m:rPr>
+              <m:sty m:val="p"/>
+            </m:rPr>
+            <w:rPr>
+              <w:rFonts w:ascii="Cambria Math" w:hAnsi="Cambria Math"/>
+            </w:rPr>
+            <m:t>=</m:t>
+          </m:r>
+          <m:nary>
+            <m:naryPr>
+              <m:chr m:val="∑"/>
+              <m:limLoc m:val="undOvr"/>
+              <m:supHide m:val="1"/>
+              <m:ctrlPr>
+                <w:rPr>
+                  <w:rFonts w:ascii="Cambria Math" w:hAnsi="Cambria Math"/>
+                </w:rPr>
+              </m:ctrlPr>
+            </m:naryPr>
+            <m:sub>
+              <m:r>
+                <w:rPr>
+                  <w:rFonts w:ascii="Cambria Math" w:hAnsi="Cambria Math"/>
+                </w:rPr>
+                <m:t>i</m:t>
+              </m:r>
+            </m:sub>
+            <m:sup>
+              <m:r>
+                <w:rPr>
+                  <w:rFonts w:ascii="Cambria Math" w:hAnsi="Cambria Math"/>
+                </w:rPr>
+                <m:t>​</m:t>
+              </m:r>
+            </m:sup>
+            <m:e>
+              <m:sSup>
+                <m:sSupPr>
+                  <m:ctrlPr>
+                    <w:rPr>
+                      <w:rFonts w:ascii="Cambria Math" w:hAnsi="Cambria Math"/>
+                    </w:rPr>
+                  </m:ctrlPr>
+                </m:sSupPr>
+                <m:e>
+                  <m:r>
+                    <w:rPr>
+                      <w:rFonts w:ascii="Cambria Math" w:hAnsi="Cambria Math"/>
+                    </w:rPr>
+                    <m:t>2</m:t>
+                  </m:r>
+                </m:e>
+                <m:sup>
+                  <m:r>
+                    <m:rPr>
+                      <m:sty m:val="p"/>
+                    </m:rPr>
+                    <w:rPr>
+                      <w:rFonts w:ascii="Cambria Math" w:hAnsi="Cambria Math"/>
+                    </w:rPr>
+                    <m:t>(</m:t>
+                  </m:r>
+                  <m:sSub>
+                    <m:sSubPr>
+                      <m:ctrlPr>
+                        <w:rPr>
+                          <w:rFonts w:ascii="Cambria Math" w:hAnsi="Cambria Math"/>
+                        </w:rPr>
+                      </m:ctrlPr>
+                    </m:sSubPr>
+                    <m:e>
+                      <m:r>
+                        <w:rPr>
+                          <w:rFonts w:ascii="Cambria Math" w:hAnsi="Cambria Math"/>
+                        </w:rPr>
+                        <m:t>x</m:t>
+                      </m:r>
+                    </m:e>
+                    <m:sub>
+                      <m:r>
+                        <w:rPr>
+                          <w:rFonts w:ascii="Cambria Math" w:hAnsi="Cambria Math"/>
+                        </w:rPr>
+                        <m:t>i</m:t>
+                      </m:r>
+                    </m:sub>
+                  </m:sSub>
+                  <m:r>
+                    <m:rPr>
+                      <m:sty m:val="p"/>
+                    </m:rPr>
+                    <w:rPr>
+                      <w:rFonts w:ascii="Cambria Math" w:hAnsi="Cambria Math"/>
+                    </w:rPr>
+                    <m:t>-</m:t>
+                  </m:r>
+                  <m:r>
+                    <w:rPr>
+                      <w:rFonts w:ascii="Cambria Math" w:hAnsi="Cambria Math"/>
+                    </w:rPr>
+                    <m:t>m</m:t>
+                  </m:r>
+                  <m:r>
+                    <m:rPr>
+                      <m:sty m:val="p"/>
+                    </m:rPr>
+                    <w:rPr>
+                      <w:rFonts w:ascii="Cambria Math" w:hAnsi="Cambria Math"/>
+                    </w:rPr>
+                    <m:t>)</m:t>
+                  </m:r>
+                  <m:sSub>
+                    <m:sSubPr>
+                      <m:ctrlPr>
+                        <w:rPr>
+                          <w:rFonts w:ascii="Cambria Math" w:hAnsi="Cambria Math"/>
+                        </w:rPr>
+                      </m:ctrlPr>
+                    </m:sSubPr>
+                    <m:e>
+                      <m:r>
+                        <m:rPr>
+                          <m:sty m:val="p"/>
+                        </m:rPr>
+                        <w:rPr>
+                          <w:rFonts w:ascii="Cambria Math" w:hAnsi="Cambria Math"/>
+                        </w:rPr>
+                        <m:t>log</m:t>
+                      </m:r>
+                    </m:e>
+                    <m:sub>
+                      <m:r>
+                        <w:rPr>
+                          <w:rFonts w:ascii="Cambria Math" w:hAnsi="Cambria Math"/>
+                        </w:rPr>
+                        <m:t>2</m:t>
+                      </m:r>
+                    </m:sub>
+                  </m:sSub>
+                  <m:r>
+                    <w:rPr>
+                      <w:rFonts w:ascii="Cambria Math" w:hAnsi="Cambria Math"/>
+                    </w:rPr>
+                    <m:t>e</m:t>
+                  </m:r>
+                </m:sup>
+              </m:sSup>
+            </m:e>
+          </m:nary>
+        </m:oMath>
+      </m:oMathPara>
     </w:p>
     <w:p>
       <w:pPr>
         <w:spacing w:after="80"/>
         <w:jc w:val="center"/>
       </w:pPr>
-      <w:r>
-        <w:rPr>
-          <w:rFonts w:eastAsia="Times New Roman"/>
-          <w:i/>
-        </w:rPr>
-        <w:t>yᵢ = 2^(((xᵢ − m) − ln S)·log₂e)</w:t>
-      </w:r>
+      <m:oMath>
+        <m:sSub>
+          <m:sSubPr>
+            <m:ctrlPr>
+              <w:rPr>
+                <w:rFonts w:ascii="Cambria Math" w:hAnsi="Cambria Math"/>
+              </w:rPr>
+            </m:ctrlPr>
+          </m:sSubPr>
+          <m:e>
+            <m:r>
+              <w:rPr>
+                <w:rFonts w:ascii="Cambria Math" w:hAnsi="Cambria Math"/>
+              </w:rPr>
+              <m:t>y</m:t>
+            </m:r>
+          </m:e>
+          <m:sub>
+            <m:r>
+              <w:rPr>
+                <w:rFonts w:ascii="Cambria Math" w:hAnsi="Cambria Math"/>
+              </w:rPr>
+              <m:t>i</m:t>
+            </m:r>
+          </m:sub>
+        </m:sSub>
+        <m:r>
+          <m:rPr>
+            <m:sty m:val="p"/>
+          </m:rPr>
+          <w:rPr>
+            <w:rFonts w:ascii="Cambria Math" w:hAnsi="Cambria Math"/>
+          </w:rPr>
+          <m:t>=</m:t>
+        </m:r>
+        <m:sSup>
+          <m:sSupPr>
+            <m:ctrlPr>
+              <w:rPr>
+                <w:rFonts w:ascii="Cambria Math" w:hAnsi="Cambria Math"/>
+              </w:rPr>
+            </m:ctrlPr>
+          </m:sSupPr>
+          <m:e>
+            <m:r>
+              <w:rPr>
+                <w:rFonts w:ascii="Cambria Math" w:hAnsi="Cambria Math"/>
+              </w:rPr>
+              <m:t>2</m:t>
+            </m:r>
+          </m:e>
+          <m:sup>
+            <m:r>
+              <m:rPr>
+                <m:sty m:val="p"/>
+              </m:rPr>
+              <w:rPr>
+                <w:rFonts w:ascii="Cambria Math" w:hAnsi="Cambria Math"/>
+              </w:rPr>
+              <m:t>((</m:t>
+            </m:r>
+            <m:sSub>
+              <m:sSubPr>
+                <m:ctrlPr>
+                  <w:rPr>
+                    <w:rFonts w:ascii="Cambria Math" w:hAnsi="Cambria Math"/>
+                  </w:rPr>
+                </m:ctrlPr>
+              </m:sSubPr>
+              <m:e>
+                <m:r>
+                  <w:rPr>
+                    <w:rFonts w:ascii="Cambria Math" w:hAnsi="Cambria Math"/>
+                  </w:rPr>
+                  <m:t>x</m:t>
+                </m:r>
+              </m:e>
+              <m:sub>
+                <m:r>
+                  <w:rPr>
+                    <w:rFonts w:ascii="Cambria Math" w:hAnsi="Cambria Math"/>
+                  </w:rPr>
+                  <m:t>i</m:t>
+                </m:r>
+              </m:sub>
+            </m:sSub>
+            <m:r>
+              <m:rPr>
+                <m:sty m:val="p"/>
+              </m:rPr>
+              <w:rPr>
+                <w:rFonts w:ascii="Cambria Math" w:hAnsi="Cambria Math"/>
+              </w:rPr>
+              <m:t>-</m:t>
+            </m:r>
+            <m:r>
+              <w:rPr>
+                <w:rFonts w:ascii="Cambria Math" w:hAnsi="Cambria Math"/>
+              </w:rPr>
+              <m:t>m</m:t>
+            </m:r>
+            <m:r>
+              <m:rPr>
+                <m:sty m:val="p"/>
+              </m:rPr>
+              <w:rPr>
+                <w:rFonts w:ascii="Cambria Math" w:hAnsi="Cambria Math"/>
+              </w:rPr>
+              <m:t>)-ln</m:t>
+            </m:r>
+            <m:r>
+              <w:rPr>
+                <w:rFonts w:ascii="Cambria Math" w:hAnsi="Cambria Math"/>
+              </w:rPr>
+              <m:t>S</m:t>
+            </m:r>
+            <m:r>
+              <m:rPr>
+                <m:sty m:val="p"/>
+              </m:rPr>
+              <w:rPr>
+                <w:rFonts w:ascii="Cambria Math" w:hAnsi="Cambria Math"/>
+              </w:rPr>
+              <m:t>)</m:t>
+            </m:r>
+            <m:sSub>
+              <m:sSubPr>
+                <m:ctrlPr>
+                  <w:rPr>
+                    <w:rFonts w:ascii="Cambria Math" w:hAnsi="Cambria Math"/>
+                  </w:rPr>
+                </m:ctrlPr>
+              </m:sSubPr>
+              <m:e>
+                <m:r>
+                  <m:rPr>
+                    <m:sty m:val="p"/>
+                  </m:rPr>
+                  <w:rPr>
+                    <w:rFonts w:ascii="Cambria Math" w:hAnsi="Cambria Math"/>
+                  </w:rPr>
+                  <m:t>log</m:t>
+                </m:r>
+              </m:e>
+              <m:sub>
+                <m:r>
+                  <w:rPr>
+                    <w:rFonts w:ascii="Cambria Math" w:hAnsi="Cambria Math"/>
+                  </w:rPr>
+                  <m:t>2</m:t>
+                </m:r>
+              </m:sub>
+            </m:sSub>
+            <m:r>
+              <w:rPr>
+                <w:rFonts w:ascii="Cambria Math" w:hAnsi="Cambria Math"/>
+              </w:rPr>
+              <m:t>e</m:t>
+            </m:r>
+          </m:sup>
+        </m:sSup>
+      </m:oMath>
       <w:r>
         <w:rPr>
           <w:rFonts w:eastAsia="Times New Roman"/>
@@ -676,7 +1280,7 @@
         <w:rPr>
           <w:rFonts w:eastAsia="Times New Roman"/>
         </w:rPr>
-        <w:t>an exact base-2 reformulation of softmax(x)ᵢ = exp(xᵢ−m)/Σ that matches the hardware's own log₂(e)-scaled exponential and Ln_module log-domain division-avoidance strategy exactly, rather than the textbook exp/ln formulation alone. Fig. X depicts the resulting finite-state control flow: each of the three passes streams the full N-element row exactly once, strictly sequentially, for a total latency of 3N cycles per row — the structural origin of the serial Softmax bottleneck quantified in Section VII.B.</w:t>
+        <w:t>an exact base-2 reformulation of softmax(x)ᵢ = exp(xᵢ−m)/Σ that matches the hardware's own log₂(e)-scaled exponential and Ln_module log-domain division-avoidance strategy exactly, rather than the textbook exp/ln formulation alone. Fig. 1 depicts the resulting finite-state control flow: each of the three passes streams the full N-element row exactly once, strictly sequentially, for a total latency of 3N cycles per row — the structural origin of the serial Softmax bottleneck quantified in Section VII.B.</w:t>
       </w:r>
     </w:p>
     <w:p>
@@ -690,7 +1294,7 @@
         </w:rPr>
         <w:lastRenderedPageBreak/>
         <w:drawing>
-          <wp:inline distT="0" distB="0" distL="0" distR="0" wp14:anchorId="0FFE4556" wp14:editId="28B6B2E2">
+          <wp:inline distT="0" distB="0" distL="0" distR="0" wp14:anchorId="24D276D7" wp14:editId="3925D220">
             <wp:extent cx="2743200" cy="3605349"/>
             <wp:effectExtent l="0" t="0" r="0" b="0"/>
             <wp:docPr id="1" name="Picture 1"/>
@@ -736,7 +1340,7 @@
           <w:i/>
           <w:sz w:val="18"/>
         </w:rPr>
-        <w:t>Fig. X. Softmax_control's 3-pass FSM and its per-pass equations (Eq. 2).</w:t>
+        <w:t>Fig. 1. Softmax_control's 3-pass FSM and its per-pass equations (Eq. 2).</w:t>
       </w:r>
     </w:p>
     <w:p>
@@ -913,7 +1517,7 @@
         <w:rPr>
           <w:rFonts w:eastAsia="Times New Roman"/>
         </w:rPr>
-        <w:t>The accelerator is wrapped as an AXI4-Lite-controlled, dual AXI4-Stream-slave / single AXI4-Stream-master peripheral (transformer_block_axi_top) and integrated alongside the Zynq-7020's dual-core ARM Cortex-A9 processing system, an AXI SmartConnect interconnect, and three independent AXI Direct Memory Access engines (feature, weight, and result channels) via Xilinx IP Integrator. Fig. Y shows the complete top-level datapath: the PS7 configures the pipeline over AXI-Lite and streams feature and weight tensor</w:t>
+        <w:t>The accelerator is wrapped as an AXI4-Lite-controlled, dual AXI4-Stream-slave / single AXI4-Stream-master peripheral (transformer_block_axi_top) and integrated alongside the Zynq-7020's dual-core ARM Cortex-A9 processing system, an AXI SmartConnect interconnect, and three independent AXI Direct Memory Access engines (feature, weight, and result channels) via Xilinx IP Integrator. Fig. 2 shows the complete top-level datapath: the PS7 configures the pipeline over AXI-Lite and streams feature and weight tensor</w:t>
       </w:r>
       <w:r>
         <w:rPr>
@@ -944,7 +1548,7 @@
         </w:rPr>
         <w:lastRenderedPageBreak/>
         <w:drawing>
-          <wp:inline distT="0" distB="0" distL="0" distR="0" wp14:anchorId="03F95C40" wp14:editId="1054B60E">
+          <wp:inline distT="0" distB="0" distL="0" distR="0" wp14:anchorId="7AFADC0E" wp14:editId="04D8FB67">
             <wp:extent cx="6400800" cy="2235200"/>
             <wp:effectExtent l="0" t="0" r="0" b="0"/>
             <wp:docPr id="2" name="Picture 2"/>
@@ -990,7 +1594,7 @@
           <w:i/>
           <w:sz w:val="18"/>
         </w:rPr>
-        <w:t>Fig. Y. Complete top-level SoC architecture: PS7, three AXI DMA channels, and the transformer_block_axi_top internal pipeline.</w:t>
+        <w:t>Fig. 2. Complete top-level SoC architecture: PS7, three AXI DMA channels, and the transformer_block_axi_top internal pipeline.</w:t>
       </w:r>
     </w:p>
     <w:p>
@@ -1140,13 +1744,25 @@
         <w:tblLook w:val="04A0" w:firstRow="1" w:lastRow="0" w:firstColumn="1" w:lastColumn="0" w:noHBand="0" w:noVBand="1"/>
       </w:tblPr>
       <w:tblGrid>
-        <w:gridCol w:w="5306"/>
+        <w:gridCol w:w="5290"/>
       </w:tblGrid>
       <w:tr>
         <w:tc>
           <w:tcPr>
             <w:tcW w:w="10540" w:type="dxa"/>
+            <w:tcBorders>
+              <w:top w:val="single" w:sz="10" w:space="0" w:color="888680"/>
+              <w:left w:val="single" w:sz="10" w:space="0" w:color="888680"/>
+              <w:bottom w:val="single" w:sz="10" w:space="0" w:color="888680"/>
+              <w:right w:val="single" w:sz="10" w:space="0" w:color="888680"/>
+            </w:tcBorders>
             <w:shd w:val="clear" w:color="auto" w:fill="F2F2F0"/>
+            <w:tcMar>
+              <w:top w:w="80" w:type="dxa"/>
+              <w:left w:w="100" w:type="dxa"/>
+              <w:bottom w:w="80" w:type="dxa"/>
+              <w:right w:w="100" w:type="dxa"/>
+            </w:tcMar>
           </w:tcPr>
           <w:p>
             <w:pPr>
@@ -1314,14 +1930,14 @@
         <w:rPr>
           <w:rFonts w:eastAsia="Times New Roman"/>
         </w:rPr>
-        <w:t xml:space="preserve">Correcting the attribute placement alone would map all 256 PEs to DSP48E1 hard macros — more than the xc7z020's 220-slice budget once Softmax and GELU's own arithmetic (≈13 DSPs) is accounted for. PE_array.v therefore parameterizes the split per PE row (NUM_DSP_ROWS = 12 of 16), mapping exactly 192 of 256 PEs to DSP48E1 and leaving the remaining </w:t>
+        <w:t xml:space="preserve">Correcting the attribute placement alone would map all 256 PEs to DSP48E1 hard macros — more than the xc7z020's 220-slice budget once Softmax and GELU's own arithmetic (≈13 DSPs) is accounted for. PE_array.v therefore parameterizes the split per PE row (NUM_DSP_ROWS = 12 of 16), mapping </w:t>
       </w:r>
       <w:r>
         <w:rPr>
           <w:rFonts w:eastAsia="Times New Roman"/>
         </w:rPr>
         <w:lastRenderedPageBreak/>
-        <w:t>4 rows (64 PEs) LUT/CARRY4-mapped — a deliberate, budget-sized partial mapping, not an all-or-nothing switch. This reduced full-SoC post-route Slice LUTs by 49.3% (30,276 → 15,363) and CARRY4 primitives by 61.8% (4,874 → 1,862), brought DSP48E1 usage to 205 of 220 (192 from the array plus Softmax/GELU's ≈13), and reduced total on-chip power by 3.1% to 1.687 W.</w:t>
+        <w:t>exactly 192 of 256 PEs to DSP48E1 and leaving the remaining 4 rows (64 PEs) LUT/CARRY4-mapped — a deliberate, budget-sized partial mapping, not an all-or-nothing switch. This reduced full-SoC post-route Slice LUTs by 49.3% (30,276 → 15,363) and CARRY4 primitives by 61.8% (4,874 → 1,862), brought DSP48E1 usage to 205 of 220 (192 from the array plus Softmax/GELU's ≈13), and reduced total on-chip power by 3.1% to 1.687 W.</w:t>
       </w:r>
     </w:p>
     <w:p>
@@ -1875,7 +2491,13 @@
         <w:rPr>
           <w:rFonts w:eastAsia="Times New Roman"/>
         </w:rPr>
-        <w:t>Hardware kernel throughput was benchmarked on the physical PYNQ-Z2 against two matrix shapes representative of ViT-Tiny's real layer dimensions (embedding dimension 192, sequence length 197): a 192×192 projection-sized kernel and a 192×320 MLP-shaped kernel, each compared against an equivalent computation of the identical fused matmul-Softmax-GELU operation executed on the board's ARM Cortex-A9.</w:t>
+        <w:t xml:space="preserve">Hardware kernel throughput was benchmarked on the physical PYNQ-Z2 against two matrix shapes representative of ViT-Tiny's real layer dimensions (embedding dimension 192, sequence length 197): a 192×192 projection-sized kernel and a 192×320 MLP-shaped kernel, each compared against an </w:t>
+      </w:r>
+      <w:r>
+        <w:rPr>
+          <w:rFonts w:eastAsia="Times New Roman"/>
+        </w:rPr>
+        <w:t>equivalent computation of the identical fused matmul-Softmax-GELU operation executed on the board's ARM Cortex-A9.</w:t>
       </w:r>
     </w:p>
     <w:p>
@@ -1907,7 +2529,7 @@
         <w:rPr>
           <w:rFonts w:eastAsia="Times New Roman"/>
         </w:rPr>
-        <w:t>-measured kernel throughput with Vivado's post-route, activity-based power estimate for the full SoC design — not a physically instrumented power reading synchronized to the benchmark run itself — and should be read as a signoff-grade estimate accordingly. Figs. 1–3 present latency, throughput, and speedup for both shapes.</w:t>
+        <w:t>-measured kernel throughput with Vivado's post-route, activity-based power estimate for the full SoC design — not a physically instrumented power reading synchronized to the benchmark run itself — and should be read as a signoff-grade estimate accordingly. Figs. 3–5 present latency, throughput, and speedup for both shapes.</w:t>
       </w:r>
     </w:p>
     <w:p>
@@ -1920,7 +2542,7 @@
           <w:noProof/>
         </w:rPr>
         <w:drawing>
-          <wp:inline distT="0" distB="0" distL="0" distR="0" wp14:anchorId="1CD8F069" wp14:editId="498B9DE6">
+          <wp:inline distT="0" distB="0" distL="0" distR="0" wp14:anchorId="13314AB4" wp14:editId="650B9C47">
             <wp:extent cx="3108960" cy="1986280"/>
             <wp:effectExtent l="0" t="0" r="0" b="0"/>
             <wp:docPr id="3" name="Picture 3"/>
@@ -1966,7 +2588,7 @@
           <w:i/>
           <w:sz w:val="18"/>
         </w:rPr>
-        <w:t>Fig. 1. Latency, CPU vs. hardware, both benchmarked shapes.</w:t>
+        <w:t>Fig. 3. Latency, CPU vs. hardware, both benchmarked shapes.</w:t>
       </w:r>
     </w:p>
     <w:p>
@@ -1979,7 +2601,7 @@
           <w:noProof/>
         </w:rPr>
         <w:drawing>
-          <wp:inline distT="0" distB="0" distL="0" distR="0" wp14:anchorId="0C354B69" wp14:editId="739AC03A">
+          <wp:inline distT="0" distB="0" distL="0" distR="0" wp14:anchorId="0977352D" wp14:editId="3D3FA99C">
             <wp:extent cx="3108960" cy="1986280"/>
             <wp:effectExtent l="0" t="0" r="0" b="0"/>
             <wp:docPr id="4" name="Picture 4"/>
@@ -2025,7 +2647,7 @@
           <w:i/>
           <w:sz w:val="18"/>
         </w:rPr>
-        <w:t>Fig. 2. Throughput (GOP/s), CPU vs. hardware, both shapes.</w:t>
+        <w:t>Fig. 4. Throughput (GOP/s), CPU vs. hardware, both shapes.</w:t>
       </w:r>
     </w:p>
     <w:p>
@@ -2039,7 +2661,7 @@
         </w:rPr>
         <w:lastRenderedPageBreak/>
         <w:drawing>
-          <wp:inline distT="0" distB="0" distL="0" distR="0" wp14:anchorId="12CD5D0C" wp14:editId="6B773F18">
+          <wp:inline distT="0" distB="0" distL="0" distR="0" wp14:anchorId="4E5A8A3B" wp14:editId="0275DAFF">
             <wp:extent cx="3108960" cy="1986280"/>
             <wp:effectExtent l="0" t="0" r="0" b="0"/>
             <wp:docPr id="5" name="Picture 5"/>
@@ -2085,7 +2707,7 @@
           <w:i/>
           <w:sz w:val="18"/>
         </w:rPr>
-        <w:t>Fig. 3. Measured hardware kernel speedup over CPU.</w:t>
+        <w:t>Fig. 5. Measured hardware kernel speedup over CPU.</w:t>
       </w:r>
     </w:p>
     <w:p>
@@ -2874,31 +3496,31 @@
       </w:rPr>
     </w:lvl>
   </w:abstractNum>
-  <w:num w:numId="1" w16cid:durableId="1821341280">
+  <w:num w:numId="1" w16cid:durableId="657998342">
     <w:abstractNumId w:val="8"/>
   </w:num>
-  <w:num w:numId="2" w16cid:durableId="360980099">
+  <w:num w:numId="2" w16cid:durableId="1807311971">
     <w:abstractNumId w:val="6"/>
   </w:num>
-  <w:num w:numId="3" w16cid:durableId="1582790236">
+  <w:num w:numId="3" w16cid:durableId="1331522389">
     <w:abstractNumId w:val="5"/>
   </w:num>
-  <w:num w:numId="4" w16cid:durableId="1767773061">
+  <w:num w:numId="4" w16cid:durableId="1997877605">
     <w:abstractNumId w:val="4"/>
   </w:num>
-  <w:num w:numId="5" w16cid:durableId="35011272">
+  <w:num w:numId="5" w16cid:durableId="1657875512">
     <w:abstractNumId w:val="7"/>
   </w:num>
-  <w:num w:numId="6" w16cid:durableId="1778864907">
+  <w:num w:numId="6" w16cid:durableId="828786038">
     <w:abstractNumId w:val="3"/>
   </w:num>
-  <w:num w:numId="7" w16cid:durableId="754475710">
+  <w:num w:numId="7" w16cid:durableId="1251236301">
     <w:abstractNumId w:val="2"/>
   </w:num>
-  <w:num w:numId="8" w16cid:durableId="2095935596">
+  <w:num w:numId="8" w16cid:durableId="1269124452">
     <w:abstractNumId w:val="1"/>
   </w:num>
-  <w:num w:numId="9" w16cid:durableId="800460484">
+  <w:num w:numId="9" w16cid:durableId="42751297">
     <w:abstractNumId w:val="0"/>
   </w:num>
 </w:numbering>

--- a/report/taoFPGA_IEEE_paper.docx
+++ b/report/taoFPGA_IEEE_paper.docx
@@ -1794,10 +1794,10 @@
       </w:tblPr>
       <w:tblGrid>
         <w:gridCol w:w="648"/>
-        <w:gridCol w:w="1656"/>
-        <w:gridCol w:w="792"/>
-        <w:gridCol w:w="504"/>
-        <w:gridCol w:w="1512"/>
+        <w:gridCol w:w="1584"/>
+        <w:gridCol w:w="576"/>
+        <w:gridCol w:w="432"/>
+        <w:gridCol w:w="1872"/>
       </w:tblGrid>
       <w:tr>
         <w:trPr>
@@ -1831,7 +1831,7 @@
         </w:tc>
         <w:tc>
           <w:tcPr>
-            <w:tcW w:type="dxa" w:w="1656"/>
+            <w:tcW w:type="dxa" w:w="1584"/>
             <w:tcBorders>
               <w:top w:val="single" w:sz="8" w:space="0" w:color="0B0B0B"/>
               <w:bottom w:val="single" w:sz="6" w:space="0" w:color="0B0B0B"/>
@@ -1857,7 +1857,7 @@
         </w:tc>
         <w:tc>
           <w:tcPr>
-            <w:tcW w:type="dxa" w:w="792"/>
+            <w:tcW w:type="dxa" w:w="576"/>
             <w:tcBorders>
               <w:top w:val="single" w:sz="8" w:space="0" w:color="0B0B0B"/>
               <w:bottom w:val="single" w:sz="6" w:space="0" w:color="0B0B0B"/>
@@ -1883,7 +1883,7 @@
         </w:tc>
         <w:tc>
           <w:tcPr>
-            <w:tcW w:type="dxa" w:w="504"/>
+            <w:tcW w:type="dxa" w:w="432"/>
             <w:tcBorders>
               <w:top w:val="single" w:sz="8" w:space="0" w:color="0B0B0B"/>
               <w:bottom w:val="single" w:sz="6" w:space="0" w:color="0B0B0B"/>
@@ -1909,7 +1909,7 @@
         </w:tc>
         <w:tc>
           <w:tcPr>
-            <w:tcW w:type="dxa" w:w="1512"/>
+            <w:tcW w:type="dxa" w:w="1872"/>
             <w:tcBorders>
               <w:top w:val="single" w:sz="8" w:space="0" w:color="0B0B0B"/>
               <w:bottom w:val="single" w:sz="6" w:space="0" w:color="0B0B0B"/>
@@ -1966,7 +1966,7 @@
         </w:tc>
         <w:tc>
           <w:tcPr>
-            <w:tcW w:type="dxa" w:w="1656"/>
+            <w:tcW w:type="dxa" w:w="1584"/>
             <w:tcBorders>
               <w:top w:val="nil"/>
               <w:bottom w:val="nil"/>
@@ -1992,7 +1992,7 @@
         </w:tc>
         <w:tc>
           <w:tcPr>
-            <w:tcW w:type="dxa" w:w="792"/>
+            <w:tcW w:type="dxa" w:w="576"/>
             <w:tcBorders>
               <w:top w:val="nil"/>
               <w:bottom w:val="nil"/>
@@ -2018,7 +2018,7 @@
         </w:tc>
         <w:tc>
           <w:tcPr>
-            <w:tcW w:type="dxa" w:w="504"/>
+            <w:tcW w:type="dxa" w:w="432"/>
             <w:tcBorders>
               <w:top w:val="nil"/>
               <w:bottom w:val="nil"/>
@@ -2044,7 +2044,7 @@
         </w:tc>
         <w:tc>
           <w:tcPr>
-            <w:tcW w:type="dxa" w:w="1512"/>
+            <w:tcW w:type="dxa" w:w="1872"/>
             <w:tcBorders>
               <w:top w:val="nil"/>
               <w:bottom w:val="nil"/>
@@ -2101,7 +2101,7 @@
         </w:tc>
         <w:tc>
           <w:tcPr>
-            <w:tcW w:type="dxa" w:w="1656"/>
+            <w:tcW w:type="dxa" w:w="1584"/>
             <w:tcBorders>
               <w:top w:val="nil"/>
               <w:bottom w:val="nil"/>
@@ -2127,7 +2127,7 @@
         </w:tc>
         <w:tc>
           <w:tcPr>
-            <w:tcW w:type="dxa" w:w="792"/>
+            <w:tcW w:type="dxa" w:w="576"/>
             <w:tcBorders>
               <w:top w:val="nil"/>
               <w:bottom w:val="nil"/>
@@ -2153,7 +2153,7 @@
         </w:tc>
         <w:tc>
           <w:tcPr>
-            <w:tcW w:type="dxa" w:w="504"/>
+            <w:tcW w:type="dxa" w:w="432"/>
             <w:tcBorders>
               <w:top w:val="nil"/>
               <w:bottom w:val="nil"/>
@@ -2179,7 +2179,7 @@
         </w:tc>
         <w:tc>
           <w:tcPr>
-            <w:tcW w:type="dxa" w:w="1512"/>
+            <w:tcW w:type="dxa" w:w="1872"/>
             <w:tcBorders>
               <w:top w:val="nil"/>
               <w:bottom w:val="nil"/>
@@ -2236,7 +2236,7 @@
         </w:tc>
         <w:tc>
           <w:tcPr>
-            <w:tcW w:type="dxa" w:w="1656"/>
+            <w:tcW w:type="dxa" w:w="1584"/>
             <w:tcBorders>
               <w:top w:val="nil"/>
               <w:bottom w:val="nil"/>
@@ -2262,7 +2262,7 @@
         </w:tc>
         <w:tc>
           <w:tcPr>
-            <w:tcW w:type="dxa" w:w="792"/>
+            <w:tcW w:type="dxa" w:w="576"/>
             <w:tcBorders>
               <w:top w:val="nil"/>
               <w:bottom w:val="nil"/>
@@ -2288,7 +2288,7 @@
         </w:tc>
         <w:tc>
           <w:tcPr>
-            <w:tcW w:type="dxa" w:w="504"/>
+            <w:tcW w:type="dxa" w:w="432"/>
             <w:tcBorders>
               <w:top w:val="nil"/>
               <w:bottom w:val="nil"/>
@@ -2314,7 +2314,7 @@
         </w:tc>
         <w:tc>
           <w:tcPr>
-            <w:tcW w:type="dxa" w:w="1512"/>
+            <w:tcW w:type="dxa" w:w="1872"/>
             <w:tcBorders>
               <w:top w:val="nil"/>
               <w:bottom w:val="nil"/>
@@ -2371,7 +2371,7 @@
         </w:tc>
         <w:tc>
           <w:tcPr>
-            <w:tcW w:type="dxa" w:w="1656"/>
+            <w:tcW w:type="dxa" w:w="1584"/>
             <w:tcBorders>
               <w:top w:val="nil"/>
               <w:bottom w:val="nil"/>
@@ -2397,7 +2397,7 @@
         </w:tc>
         <w:tc>
           <w:tcPr>
-            <w:tcW w:type="dxa" w:w="792"/>
+            <w:tcW w:type="dxa" w:w="576"/>
             <w:tcBorders>
               <w:top w:val="nil"/>
               <w:bottom w:val="nil"/>
@@ -2423,7 +2423,7 @@
         </w:tc>
         <w:tc>
           <w:tcPr>
-            <w:tcW w:type="dxa" w:w="504"/>
+            <w:tcW w:type="dxa" w:w="432"/>
             <w:tcBorders>
               <w:top w:val="nil"/>
               <w:bottom w:val="nil"/>
@@ -2449,7 +2449,7 @@
         </w:tc>
         <w:tc>
           <w:tcPr>
-            <w:tcW w:type="dxa" w:w="1512"/>
+            <w:tcW w:type="dxa" w:w="1872"/>
             <w:tcBorders>
               <w:top w:val="nil"/>
               <w:bottom w:val="nil"/>
@@ -2506,7 +2506,7 @@
         </w:tc>
         <w:tc>
           <w:tcPr>
-            <w:tcW w:type="dxa" w:w="1656"/>
+            <w:tcW w:type="dxa" w:w="1584"/>
             <w:tcBorders>
               <w:top w:val="nil"/>
               <w:bottom w:val="nil"/>
@@ -2532,7 +2532,7 @@
         </w:tc>
         <w:tc>
           <w:tcPr>
-            <w:tcW w:type="dxa" w:w="792"/>
+            <w:tcW w:type="dxa" w:w="576"/>
             <w:tcBorders>
               <w:top w:val="nil"/>
               <w:bottom w:val="nil"/>
@@ -2558,7 +2558,7 @@
         </w:tc>
         <w:tc>
           <w:tcPr>
-            <w:tcW w:type="dxa" w:w="504"/>
+            <w:tcW w:type="dxa" w:w="432"/>
             <w:tcBorders>
               <w:top w:val="nil"/>
               <w:bottom w:val="nil"/>
@@ -2584,7 +2584,7 @@
         </w:tc>
         <w:tc>
           <w:tcPr>
-            <w:tcW w:type="dxa" w:w="1512"/>
+            <w:tcW w:type="dxa" w:w="1872"/>
             <w:tcBorders>
               <w:top w:val="nil"/>
               <w:bottom w:val="nil"/>
@@ -2641,7 +2641,7 @@
         </w:tc>
         <w:tc>
           <w:tcPr>
-            <w:tcW w:type="dxa" w:w="1656"/>
+            <w:tcW w:type="dxa" w:w="1584"/>
             <w:tcBorders>
               <w:top w:val="nil"/>
               <w:bottom w:val="nil"/>
@@ -2667,7 +2667,7 @@
         </w:tc>
         <w:tc>
           <w:tcPr>
-            <w:tcW w:type="dxa" w:w="792"/>
+            <w:tcW w:type="dxa" w:w="576"/>
             <w:tcBorders>
               <w:top w:val="nil"/>
               <w:bottom w:val="nil"/>
@@ -2693,7 +2693,7 @@
         </w:tc>
         <w:tc>
           <w:tcPr>
-            <w:tcW w:type="dxa" w:w="504"/>
+            <w:tcW w:type="dxa" w:w="432"/>
             <w:tcBorders>
               <w:top w:val="nil"/>
               <w:bottom w:val="nil"/>
@@ -2719,7 +2719,7 @@
         </w:tc>
         <w:tc>
           <w:tcPr>
-            <w:tcW w:type="dxa" w:w="1512"/>
+            <w:tcW w:type="dxa" w:w="1872"/>
             <w:tcBorders>
               <w:top w:val="nil"/>
               <w:bottom w:val="nil"/>
@@ -2776,7 +2776,7 @@
         </w:tc>
         <w:tc>
           <w:tcPr>
-            <w:tcW w:type="dxa" w:w="1656"/>
+            <w:tcW w:type="dxa" w:w="1584"/>
             <w:tcBorders>
               <w:top w:val="nil"/>
               <w:bottom w:val="nil"/>
@@ -2802,7 +2802,7 @@
         </w:tc>
         <w:tc>
           <w:tcPr>
-            <w:tcW w:type="dxa" w:w="792"/>
+            <w:tcW w:type="dxa" w:w="576"/>
             <w:tcBorders>
               <w:top w:val="nil"/>
               <w:bottom w:val="nil"/>
@@ -2828,7 +2828,7 @@
         </w:tc>
         <w:tc>
           <w:tcPr>
-            <w:tcW w:type="dxa" w:w="504"/>
+            <w:tcW w:type="dxa" w:w="432"/>
             <w:tcBorders>
               <w:top w:val="nil"/>
               <w:bottom w:val="nil"/>
@@ -2854,7 +2854,7 @@
         </w:tc>
         <w:tc>
           <w:tcPr>
-            <w:tcW w:type="dxa" w:w="1512"/>
+            <w:tcW w:type="dxa" w:w="1872"/>
             <w:tcBorders>
               <w:top w:val="nil"/>
               <w:bottom w:val="nil"/>
@@ -2911,7 +2911,7 @@
         </w:tc>
         <w:tc>
           <w:tcPr>
-            <w:tcW w:type="dxa" w:w="1656"/>
+            <w:tcW w:type="dxa" w:w="1584"/>
             <w:tcBorders>
               <w:top w:val="nil"/>
               <w:bottom w:val="single" w:sz="8" w:space="0" w:color="0B0B0B"/>
@@ -2937,7 +2937,7 @@
         </w:tc>
         <w:tc>
           <w:tcPr>
-            <w:tcW w:type="dxa" w:w="792"/>
+            <w:tcW w:type="dxa" w:w="576"/>
             <w:tcBorders>
               <w:top w:val="nil"/>
               <w:bottom w:val="single" w:sz="8" w:space="0" w:color="0B0B0B"/>
@@ -2963,7 +2963,7 @@
         </w:tc>
         <w:tc>
           <w:tcPr>
-            <w:tcW w:type="dxa" w:w="504"/>
+            <w:tcW w:type="dxa" w:w="432"/>
             <w:tcBorders>
               <w:top w:val="nil"/>
               <w:bottom w:val="single" w:sz="8" w:space="0" w:color="0B0B0B"/>
@@ -2989,7 +2989,7 @@
         </w:tc>
         <w:tc>
           <w:tcPr>
-            <w:tcW w:type="dxa" w:w="1512"/>
+            <w:tcW w:type="dxa" w:w="1872"/>
             <w:tcBorders>
               <w:top w:val="nil"/>
               <w:bottom w:val="single" w:sz="8" w:space="0" w:color="0B0B0B"/>
@@ -3009,7 +3009,7 @@
                 <w:i w:val="0"/>
                 <w:sz w:val="17"/>
               </w:rPr>
-              <w:t>bit0 = softmax_to_gelu_fifo_overflow (live, not latched)</w:t>
+              <w:t>bit0 = softmax_​to_​gelu_​fifo_​overflow (live, not latched)</w:t>
             </w:r>
           </w:p>
         </w:tc>
@@ -4226,7 +4226,7 @@
           <w:i w:val="0"/>
           <w:sz w:val="20"/>
         </w:rPr>
-        <w:t>The hardware kernel achieved 2.487 GOP/s and 3.795 GOP/s on the two benchmarked shapes respectively, against 0.036 and 0.039 GOP/s on the CPU — measured speedups of 70.02× and 97.73× for the identical operation. At the 3.795 GOP/s peak (192×320, MLP-shaped kernel), against the post-route signoff power figures of Table II (1.687 W total on-chip, 1.538 W dynamic), the design achieves a total energy efficiency of 2.25 GOPS/W and a dynamic energy efficiency of 2.47 GOPS/W. These efficiency figures combine a live-measured kernel throughput with Vivado's post-route, activity-based power estimate for the full SoC design — not a physically instrumented power reading synchronized to the benchmark run itself — and should be read as a signoff-grade estimate accordingly. Figs. 5–7 present latency, throughput, and speedup for both shapes.</w:t>
+        <w:t>The hardware kernel delivers a 70.02×–97.73× speedup over the CPU baseline across both benchmarked shapes, detailed latency-by-shape in Table III and visualized in Figs. 5–7. At its 3.795 GOP/s peak (192×320, MLP-shaped kernel), against the post-route signoff power figures of Table II (1.687 W total on-chip, 1.538 W dynamic), the design achieves a total energy efficiency of 2.25 GOPS/W and a dynamic energy efficiency of 2.47 GOPS/W. These efficiency figures combine a live-measured kernel throughput with Vivado's post-route, activity-based power estimate for the full SoC design — not a physically instrumented power reading synchronized to the benchmark run itself — and should be read as a signoff-grade estimate accordingly.</w:t>
       </w:r>
     </w:p>
     <w:p>
@@ -4946,14 +4946,15 @@
     <w:tbl>
       <w:tblPr>
         <w:tblW w:type="auto" w:w="0"/>
+        <w:tblLayout w:type="fixed"/>
         <w:tblLook w:firstColumn="1" w:firstRow="1" w:lastColumn="0" w:lastRow="0" w:noHBand="0" w:noVBand="1" w:val="04A0"/>
       </w:tblPr>
       <w:tblGrid>
-        <w:gridCol w:w="2108"/>
-        <w:gridCol w:w="2108"/>
-        <w:gridCol w:w="2108"/>
-        <w:gridCol w:w="2108"/>
-        <w:gridCol w:w="2108"/>
+        <w:gridCol w:w="893"/>
+        <w:gridCol w:w="864"/>
+        <w:gridCol w:w="1080"/>
+        <w:gridCol w:w="936"/>
+        <w:gridCol w:w="1267"/>
       </w:tblGrid>
       <w:tr>
         <w:trPr>
@@ -4961,7 +4962,7 @@
         </w:trPr>
         <w:tc>
           <w:tcPr>
-            <w:tcW w:type="dxa" w:w="2108"/>
+            <w:tcW w:type="dxa" w:w="893"/>
             <w:tcBorders>
               <w:top w:val="single" w:sz="8" w:space="0" w:color="0B0B0B"/>
               <w:bottom w:val="single" w:sz="6" w:space="0" w:color="0B0B0B"/>
@@ -4987,7 +4988,7 @@
         </w:tc>
         <w:tc>
           <w:tcPr>
-            <w:tcW w:type="dxa" w:w="2108"/>
+            <w:tcW w:type="dxa" w:w="864"/>
             <w:tcBorders>
               <w:top w:val="single" w:sz="8" w:space="0" w:color="0B0B0B"/>
               <w:bottom w:val="single" w:sz="6" w:space="0" w:color="0B0B0B"/>
@@ -5013,7 +5014,7 @@
         </w:tc>
         <w:tc>
           <w:tcPr>
-            <w:tcW w:type="dxa" w:w="2108"/>
+            <w:tcW w:type="dxa" w:w="1080"/>
             <w:tcBorders>
               <w:top w:val="single" w:sz="8" w:space="0" w:color="0B0B0B"/>
               <w:bottom w:val="single" w:sz="6" w:space="0" w:color="0B0B0B"/>
@@ -5039,7 +5040,7 @@
         </w:tc>
         <w:tc>
           <w:tcPr>
-            <w:tcW w:type="dxa" w:w="2108"/>
+            <w:tcW w:type="dxa" w:w="936"/>
             <w:tcBorders>
               <w:top w:val="single" w:sz="8" w:space="0" w:color="0B0B0B"/>
               <w:bottom w:val="single" w:sz="6" w:space="0" w:color="0B0B0B"/>
@@ -5059,13 +5060,13 @@
                 <w:i w:val="0"/>
                 <w:sz w:val="17"/>
               </w:rPr>
-              <w:t>DSP utilization</w:t>
+              <w:t>DSP Util.</w:t>
             </w:r>
           </w:p>
         </w:tc>
         <w:tc>
           <w:tcPr>
-            <w:tcW w:type="dxa" w:w="2108"/>
+            <w:tcW w:type="dxa" w:w="1267"/>
             <w:tcBorders>
               <w:top w:val="single" w:sz="8" w:space="0" w:color="0B0B0B"/>
               <w:bottom w:val="single" w:sz="6" w:space="0" w:color="0B0B0B"/>
@@ -5096,7 +5097,7 @@
         </w:trPr>
         <w:tc>
           <w:tcPr>
-            <w:tcW w:type="dxa" w:w="2108"/>
+            <w:tcW w:type="dxa" w:w="893"/>
             <w:tcBorders>
               <w:top w:val="nil"/>
               <w:bottom w:val="nil"/>
@@ -5122,7 +5123,7 @@
         </w:tc>
         <w:tc>
           <w:tcPr>
-            <w:tcW w:type="dxa" w:w="2108"/>
+            <w:tcW w:type="dxa" w:w="864"/>
             <w:tcBorders>
               <w:top w:val="nil"/>
               <w:bottom w:val="nil"/>
@@ -5148,7 +5149,7 @@
         </w:tc>
         <w:tc>
           <w:tcPr>
-            <w:tcW w:type="dxa" w:w="2108"/>
+            <w:tcW w:type="dxa" w:w="1080"/>
             <w:tcBorders>
               <w:top w:val="nil"/>
               <w:bottom w:val="nil"/>
@@ -5174,7 +5175,7 @@
         </w:tc>
         <w:tc>
           <w:tcPr>
-            <w:tcW w:type="dxa" w:w="2108"/>
+            <w:tcW w:type="dxa" w:w="936"/>
             <w:tcBorders>
               <w:top w:val="nil"/>
               <w:bottom w:val="nil"/>
@@ -5200,7 +5201,7 @@
         </w:tc>
         <w:tc>
           <w:tcPr>
-            <w:tcW w:type="dxa" w:w="2108"/>
+            <w:tcW w:type="dxa" w:w="1267"/>
             <w:tcBorders>
               <w:top w:val="nil"/>
               <w:bottom w:val="nil"/>
@@ -5231,7 +5232,7 @@
         </w:trPr>
         <w:tc>
           <w:tcPr>
-            <w:tcW w:type="dxa" w:w="2108"/>
+            <w:tcW w:type="dxa" w:w="893"/>
             <w:tcBorders>
               <w:top w:val="nil"/>
               <w:bottom w:val="nil"/>
@@ -5257,7 +5258,7 @@
         </w:tc>
         <w:tc>
           <w:tcPr>
-            <w:tcW w:type="dxa" w:w="2108"/>
+            <w:tcW w:type="dxa" w:w="864"/>
             <w:tcBorders>
               <w:top w:val="nil"/>
               <w:bottom w:val="nil"/>
@@ -5283,7 +5284,7 @@
         </w:tc>
         <w:tc>
           <w:tcPr>
-            <w:tcW w:type="dxa" w:w="2108"/>
+            <w:tcW w:type="dxa" w:w="1080"/>
             <w:tcBorders>
               <w:top w:val="nil"/>
               <w:bottom w:val="nil"/>
@@ -5309,7 +5310,7 @@
         </w:tc>
         <w:tc>
           <w:tcPr>
-            <w:tcW w:type="dxa" w:w="2108"/>
+            <w:tcW w:type="dxa" w:w="936"/>
             <w:tcBorders>
               <w:top w:val="nil"/>
               <w:bottom w:val="nil"/>
@@ -5335,7 +5336,7 @@
         </w:tc>
         <w:tc>
           <w:tcPr>
-            <w:tcW w:type="dxa" w:w="2108"/>
+            <w:tcW w:type="dxa" w:w="1267"/>
             <w:tcBorders>
               <w:top w:val="nil"/>
               <w:bottom w:val="nil"/>
@@ -5366,7 +5367,7 @@
         </w:trPr>
         <w:tc>
           <w:tcPr>
-            <w:tcW w:type="dxa" w:w="2108"/>
+            <w:tcW w:type="dxa" w:w="893"/>
             <w:tcBorders>
               <w:top w:val="nil"/>
               <w:bottom w:val="single" w:sz="8" w:space="0" w:color="0B0B0B"/>
@@ -5392,7 +5393,7 @@
         </w:tc>
         <w:tc>
           <w:tcPr>
-            <w:tcW w:type="dxa" w:w="2108"/>
+            <w:tcW w:type="dxa" w:w="864"/>
             <w:tcBorders>
               <w:top w:val="nil"/>
               <w:bottom w:val="single" w:sz="8" w:space="0" w:color="0B0B0B"/>
@@ -5418,7 +5419,7 @@
         </w:tc>
         <w:tc>
           <w:tcPr>
-            <w:tcW w:type="dxa" w:w="2108"/>
+            <w:tcW w:type="dxa" w:w="1080"/>
             <w:tcBorders>
               <w:top w:val="nil"/>
               <w:bottom w:val="single" w:sz="8" w:space="0" w:color="0B0B0B"/>
@@ -5444,7 +5445,7 @@
         </w:tc>
         <w:tc>
           <w:tcPr>
-            <w:tcW w:type="dxa" w:w="2108"/>
+            <w:tcW w:type="dxa" w:w="936"/>
             <w:tcBorders>
               <w:top w:val="nil"/>
               <w:bottom w:val="single" w:sz="8" w:space="0" w:color="0B0B0B"/>
@@ -5470,7 +5471,7 @@
         </w:tc>
         <w:tc>
           <w:tcPr>
-            <w:tcW w:type="dxa" w:w="2108"/>
+            <w:tcW w:type="dxa" w:w="1267"/>
             <w:tcBorders>
               <w:top w:val="nil"/>
               <w:bottom w:val="single" w:sz="8" w:space="0" w:color="0B0B0B"/>
